--- a/PhaseB/User_Guide.docx
+++ b/PhaseB/User_Guide.docx
@@ -15,7 +15,7 @@
           <w:noProof/>
         </w:rPr>
         <w:drawing>
-          <wp:inline distT="114300" distB="114300" distL="114300" distR="114300" wp14:anchorId="25AFCA33" wp14:editId="63ECDCFE">
+          <wp:inline distT="114300" distB="114300" distL="114300" distR="114300" wp14:anchorId="06841BE9" wp14:editId="152F74EA">
             <wp:extent cx="3300413" cy="774587"/>
             <wp:effectExtent l="0" t="0" r="0" b="0"/>
             <wp:docPr id="1877969061" name="image1.png"/>
@@ -75,6 +75,7 @@
         <w:rPr>
           <w:b/>
           <w:bCs/>
+          <w:lang w:val="en-US"/>
         </w:rPr>
       </w:pPr>
       <w:r>
@@ -183,10 +184,10 @@
           <w:noProof/>
         </w:rPr>
         <w:drawing>
-          <wp:inline distT="0" distB="0" distL="0" distR="0" wp14:anchorId="1348B27C" wp14:editId="66F3EF86">
+          <wp:inline distT="0" distB="0" distL="0" distR="0" wp14:anchorId="7E08E358" wp14:editId="360691BE">
             <wp:extent cx="3619500" cy="1428750"/>
             <wp:effectExtent l="0" t="0" r="0" b="0"/>
-            <wp:docPr id="1" name="Picture 1"/>
+            <wp:docPr id="1509073673" name="Picture 1509073673"/>
             <wp:cNvGraphicFramePr>
               <a:graphicFrameLocks xmlns:a="http://schemas.openxmlformats.org/drawingml/2006/main" noChangeAspect="1"/>
             </wp:cNvGraphicFramePr>
@@ -396,7 +397,7 @@
         <w:pStyle w:val="Heading1"/>
         <w:spacing w:before="400" w:after="200"/>
       </w:pPr>
-      <w:bookmarkStart w:id="0" w:name="_Toc237651822"/>
+      <w:bookmarkStart w:id="0" w:name="_Toc238312570"/>
       <w:r>
         <w:lastRenderedPageBreak/>
         <w:t>Table of Contents</w:t>
@@ -406,7 +407,7 @@
     <w:sdt>
       <w:sdtPr>
         <w:alias w:val="Table of Contents"/>
-        <w:id w:val="-1320720515"/>
+        <w:id w:val="-1892406391"/>
       </w:sdtPr>
       <w:sdtContent>
         <w:p>
@@ -416,7 +417,10 @@
               <w:tab w:val="right" w:leader="dot" w:pos="9016"/>
             </w:tabs>
             <w:rPr>
+              <w:rFonts w:asciiTheme="minorHAnsi" w:eastAsiaTheme="minorEastAsia" w:hAnsiTheme="minorHAnsi" w:cstheme="minorBidi"/>
               <w:noProof/>
+              <w:kern w:val="2"/>
+              <w14:ligatures w14:val="standardContextual"/>
             </w:rPr>
           </w:pPr>
           <w:r>
@@ -428,7 +432,7 @@
           <w:r>
             <w:fldChar w:fldCharType="separate"/>
           </w:r>
-          <w:hyperlink w:anchor="_Toc237651822" w:history="1">
+          <w:hyperlink w:anchor="_Toc238312570" w:history="1">
             <w:r>
               <w:rPr>
                 <w:rStyle w:val="Hyperlink"/>
@@ -452,7 +456,7 @@
               <w:rPr>
                 <w:noProof/>
               </w:rPr>
-              <w:instrText xml:space="preserve"> PAGEREF _Toc237651822 \h </w:instrText>
+              <w:instrText xml:space="preserve"> PAGEREF _Toc238312570 \h </w:instrText>
             </w:r>
             <w:r>
               <w:rPr>
@@ -469,7 +473,7 @@
               <w:rPr>
                 <w:noProof/>
               </w:rPr>
-              <w:t>1</w:t>
+              <w:t>2</w:t>
             </w:r>
             <w:r>
               <w:rPr>
@@ -486,10 +490,13 @@
               <w:tab w:val="right" w:leader="dot" w:pos="9016"/>
             </w:tabs>
             <w:rPr>
+              <w:rFonts w:asciiTheme="minorHAnsi" w:eastAsiaTheme="minorEastAsia" w:hAnsiTheme="minorHAnsi" w:cstheme="minorBidi"/>
               <w:noProof/>
+              <w:kern w:val="2"/>
+              <w14:ligatures w14:val="standardContextual"/>
             </w:rPr>
           </w:pPr>
-          <w:hyperlink w:anchor="_Toc237651823" w:history="1">
+          <w:hyperlink w:anchor="_Toc238312571" w:history="1">
             <w:r>
               <w:rPr>
                 <w:rStyle w:val="Hyperlink"/>
@@ -513,7 +520,7 @@
               <w:rPr>
                 <w:noProof/>
               </w:rPr>
-              <w:instrText xml:space="preserve"> PAGEREF _Toc237651823 \h </w:instrText>
+              <w:instrText xml:space="preserve"> PAGEREF _Toc238312571 \h </w:instrText>
             </w:r>
             <w:r>
               <w:rPr>
@@ -530,7 +537,7 @@
               <w:rPr>
                 <w:noProof/>
               </w:rPr>
-              <w:t>1</w:t>
+              <w:t>4</w:t>
             </w:r>
             <w:r>
               <w:rPr>
@@ -547,10 +554,13 @@
               <w:tab w:val="right" w:leader="dot" w:pos="9016"/>
             </w:tabs>
             <w:rPr>
+              <w:rFonts w:asciiTheme="minorHAnsi" w:eastAsiaTheme="minorEastAsia" w:hAnsiTheme="minorHAnsi" w:cstheme="minorBidi"/>
               <w:noProof/>
+              <w:kern w:val="2"/>
+              <w14:ligatures w14:val="standardContextual"/>
             </w:rPr>
           </w:pPr>
-          <w:hyperlink w:anchor="_Toc237651824" w:history="1">
+          <w:hyperlink w:anchor="_Toc238312572" w:history="1">
             <w:r>
               <w:rPr>
                 <w:rStyle w:val="Hyperlink"/>
@@ -574,7 +584,7 @@
               <w:rPr>
                 <w:noProof/>
               </w:rPr>
-              <w:instrText xml:space="preserve"> PAGEREF _Toc237651824 \h </w:instrText>
+              <w:instrText xml:space="preserve"> PAGEREF _Toc238312572 \h </w:instrText>
             </w:r>
             <w:r>
               <w:rPr>
@@ -591,7 +601,7 @@
               <w:rPr>
                 <w:noProof/>
               </w:rPr>
-              <w:t>1</w:t>
+              <w:t>4</w:t>
             </w:r>
             <w:r>
               <w:rPr>
@@ -608,10 +618,13 @@
               <w:tab w:val="right" w:leader="dot" w:pos="9016"/>
             </w:tabs>
             <w:rPr>
+              <w:rFonts w:asciiTheme="minorHAnsi" w:eastAsiaTheme="minorEastAsia" w:hAnsiTheme="minorHAnsi" w:cstheme="minorBidi"/>
               <w:noProof/>
+              <w:kern w:val="2"/>
+              <w14:ligatures w14:val="standardContextual"/>
             </w:rPr>
           </w:pPr>
-          <w:hyperlink w:anchor="_Toc237651825" w:history="1">
+          <w:hyperlink w:anchor="_Toc238312573" w:history="1">
             <w:r>
               <w:rPr>
                 <w:rStyle w:val="Hyperlink"/>
@@ -635,7 +648,7 @@
               <w:rPr>
                 <w:noProof/>
               </w:rPr>
-              <w:instrText xml:space="preserve"> PAGEREF _Toc237651825 \h </w:instrText>
+              <w:instrText xml:space="preserve"> PAGEREF _Toc238312573 \h </w:instrText>
             </w:r>
             <w:r>
               <w:rPr>
@@ -652,7 +665,7 @@
               <w:rPr>
                 <w:noProof/>
               </w:rPr>
-              <w:t>1</w:t>
+              <w:t>5</w:t>
             </w:r>
             <w:r>
               <w:rPr>
@@ -669,10 +682,13 @@
               <w:tab w:val="right" w:leader="dot" w:pos="9016"/>
             </w:tabs>
             <w:rPr>
+              <w:rFonts w:asciiTheme="minorHAnsi" w:eastAsiaTheme="minorEastAsia" w:hAnsiTheme="minorHAnsi" w:cstheme="minorBidi"/>
               <w:noProof/>
+              <w:kern w:val="2"/>
+              <w14:ligatures w14:val="standardContextual"/>
             </w:rPr>
           </w:pPr>
-          <w:hyperlink w:anchor="_Toc237651826" w:history="1">
+          <w:hyperlink w:anchor="_Toc238312574" w:history="1">
             <w:r>
               <w:rPr>
                 <w:rStyle w:val="Hyperlink"/>
@@ -696,7 +712,7 @@
               <w:rPr>
                 <w:noProof/>
               </w:rPr>
-              <w:instrText xml:space="preserve"> PAGEREF _Toc237651826 \h </w:instrText>
+              <w:instrText xml:space="preserve"> PAGEREF _Toc238312574 \h </w:instrText>
             </w:r>
             <w:r>
               <w:rPr>
@@ -713,7 +729,7 @@
               <w:rPr>
                 <w:noProof/>
               </w:rPr>
-              <w:t>1</w:t>
+              <w:t>5</w:t>
             </w:r>
             <w:r>
               <w:rPr>
@@ -730,10 +746,13 @@
               <w:tab w:val="right" w:leader="dot" w:pos="9016"/>
             </w:tabs>
             <w:rPr>
+              <w:rFonts w:asciiTheme="minorHAnsi" w:eastAsiaTheme="minorEastAsia" w:hAnsiTheme="minorHAnsi" w:cstheme="minorBidi"/>
               <w:noProof/>
+              <w:kern w:val="2"/>
+              <w14:ligatures w14:val="standardContextual"/>
             </w:rPr>
           </w:pPr>
-          <w:hyperlink w:anchor="_Toc237651827" w:history="1">
+          <w:hyperlink w:anchor="_Toc238312575" w:history="1">
             <w:r>
               <w:rPr>
                 <w:rStyle w:val="Hyperlink"/>
@@ -757,7 +776,7 @@
               <w:rPr>
                 <w:noProof/>
               </w:rPr>
-              <w:instrText xml:space="preserve"> PAGEREF _Toc237651827 \h </w:instrText>
+              <w:instrText xml:space="preserve"> PAGEREF _Toc238312575 \h </w:instrText>
             </w:r>
             <w:r>
               <w:rPr>
@@ -774,7 +793,7 @@
               <w:rPr>
                 <w:noProof/>
               </w:rPr>
-              <w:t>1</w:t>
+              <w:t>5</w:t>
             </w:r>
             <w:r>
               <w:rPr>
@@ -791,10 +810,13 @@
               <w:tab w:val="right" w:leader="dot" w:pos="9016"/>
             </w:tabs>
             <w:rPr>
+              <w:rFonts w:asciiTheme="minorHAnsi" w:eastAsiaTheme="minorEastAsia" w:hAnsiTheme="minorHAnsi" w:cstheme="minorBidi"/>
               <w:noProof/>
+              <w:kern w:val="2"/>
+              <w14:ligatures w14:val="standardContextual"/>
             </w:rPr>
           </w:pPr>
-          <w:hyperlink w:anchor="_Toc237651828" w:history="1">
+          <w:hyperlink w:anchor="_Toc238312576" w:history="1">
             <w:r>
               <w:rPr>
                 <w:rStyle w:val="Hyperlink"/>
@@ -818,7 +840,7 @@
               <w:rPr>
                 <w:noProof/>
               </w:rPr>
-              <w:instrText xml:space="preserve"> PAGEREF _Toc237651828 \h </w:instrText>
+              <w:instrText xml:space="preserve"> PAGEREF _Toc238312576 \h </w:instrText>
             </w:r>
             <w:r>
               <w:rPr>
@@ -835,7 +857,7 @@
               <w:rPr>
                 <w:noProof/>
               </w:rPr>
-              <w:t>1</w:t>
+              <w:t>5</w:t>
             </w:r>
             <w:r>
               <w:rPr>
@@ -852,10 +874,13 @@
               <w:tab w:val="right" w:leader="dot" w:pos="9016"/>
             </w:tabs>
             <w:rPr>
+              <w:rFonts w:asciiTheme="minorHAnsi" w:eastAsiaTheme="minorEastAsia" w:hAnsiTheme="minorHAnsi" w:cstheme="minorBidi"/>
               <w:noProof/>
+              <w:kern w:val="2"/>
+              <w14:ligatures w14:val="standardContextual"/>
             </w:rPr>
           </w:pPr>
-          <w:hyperlink w:anchor="_Toc237651829" w:history="1">
+          <w:hyperlink w:anchor="_Toc238312577" w:history="1">
             <w:r>
               <w:rPr>
                 <w:rStyle w:val="Hyperlink"/>
@@ -879,7 +904,7 @@
               <w:rPr>
                 <w:noProof/>
               </w:rPr>
-              <w:instrText xml:space="preserve"> PAGEREF _Toc237651829 \h </w:instrText>
+              <w:instrText xml:space="preserve"> PAGEREF _Toc238312577 \h </w:instrText>
             </w:r>
             <w:r>
               <w:rPr>
@@ -896,7 +921,7 @@
               <w:rPr>
                 <w:noProof/>
               </w:rPr>
-              <w:t>1</w:t>
+              <w:t>5</w:t>
             </w:r>
             <w:r>
               <w:rPr>
@@ -913,10 +938,13 @@
               <w:tab w:val="right" w:leader="dot" w:pos="9016"/>
             </w:tabs>
             <w:rPr>
+              <w:rFonts w:asciiTheme="minorHAnsi" w:eastAsiaTheme="minorEastAsia" w:hAnsiTheme="minorHAnsi" w:cstheme="minorBidi"/>
               <w:noProof/>
+              <w:kern w:val="2"/>
+              <w14:ligatures w14:val="standardContextual"/>
             </w:rPr>
           </w:pPr>
-          <w:hyperlink w:anchor="_Toc237651830" w:history="1">
+          <w:hyperlink w:anchor="_Toc238312578" w:history="1">
             <w:r>
               <w:rPr>
                 <w:rStyle w:val="Hyperlink"/>
@@ -940,7 +968,7 @@
               <w:rPr>
                 <w:noProof/>
               </w:rPr>
-              <w:instrText xml:space="preserve"> PAGEREF _Toc237651830 \h </w:instrText>
+              <w:instrText xml:space="preserve"> PAGEREF _Toc238312578 \h </w:instrText>
             </w:r>
             <w:r>
               <w:rPr>
@@ -957,7 +985,7 @@
               <w:rPr>
                 <w:noProof/>
               </w:rPr>
-              <w:t>1</w:t>
+              <w:t>6</w:t>
             </w:r>
             <w:r>
               <w:rPr>
@@ -974,10 +1002,13 @@
               <w:tab w:val="right" w:leader="dot" w:pos="9016"/>
             </w:tabs>
             <w:rPr>
+              <w:rFonts w:asciiTheme="minorHAnsi" w:eastAsiaTheme="minorEastAsia" w:hAnsiTheme="minorHAnsi" w:cstheme="minorBidi"/>
               <w:noProof/>
+              <w:kern w:val="2"/>
+              <w14:ligatures w14:val="standardContextual"/>
             </w:rPr>
           </w:pPr>
-          <w:hyperlink w:anchor="_Toc237651831" w:history="1">
+          <w:hyperlink w:anchor="_Toc238312579" w:history="1">
             <w:r>
               <w:rPr>
                 <w:rStyle w:val="Hyperlink"/>
@@ -1001,7 +1032,7 @@
               <w:rPr>
                 <w:noProof/>
               </w:rPr>
-              <w:instrText xml:space="preserve"> PAGEREF _Toc237651831 \h </w:instrText>
+              <w:instrText xml:space="preserve"> PAGEREF _Toc238312579 \h </w:instrText>
             </w:r>
             <w:r>
               <w:rPr>
@@ -1018,7 +1049,7 @@
               <w:rPr>
                 <w:noProof/>
               </w:rPr>
-              <w:t>1</w:t>
+              <w:t>6</w:t>
             </w:r>
             <w:r>
               <w:rPr>
@@ -1035,10 +1066,13 @@
               <w:tab w:val="right" w:leader="dot" w:pos="9016"/>
             </w:tabs>
             <w:rPr>
+              <w:rFonts w:asciiTheme="minorHAnsi" w:eastAsiaTheme="minorEastAsia" w:hAnsiTheme="minorHAnsi" w:cstheme="minorBidi"/>
               <w:noProof/>
+              <w:kern w:val="2"/>
+              <w14:ligatures w14:val="standardContextual"/>
             </w:rPr>
           </w:pPr>
-          <w:hyperlink w:anchor="_Toc237651832" w:history="1">
+          <w:hyperlink w:anchor="_Toc238312580" w:history="1">
             <w:r>
               <w:rPr>
                 <w:rStyle w:val="Hyperlink"/>
@@ -1062,7 +1096,7 @@
               <w:rPr>
                 <w:noProof/>
               </w:rPr>
-              <w:instrText xml:space="preserve"> PAGEREF _Toc237651832 \h </w:instrText>
+              <w:instrText xml:space="preserve"> PAGEREF _Toc238312580 \h </w:instrText>
             </w:r>
             <w:r>
               <w:rPr>
@@ -1079,7 +1113,7 @@
               <w:rPr>
                 <w:noProof/>
               </w:rPr>
-              <w:t>1</w:t>
+              <w:t>6</w:t>
             </w:r>
             <w:r>
               <w:rPr>
@@ -1096,10 +1130,13 @@
               <w:tab w:val="right" w:leader="dot" w:pos="9016"/>
             </w:tabs>
             <w:rPr>
+              <w:rFonts w:asciiTheme="minorHAnsi" w:eastAsiaTheme="minorEastAsia" w:hAnsiTheme="minorHAnsi" w:cstheme="minorBidi"/>
               <w:noProof/>
+              <w:kern w:val="2"/>
+              <w14:ligatures w14:val="standardContextual"/>
             </w:rPr>
           </w:pPr>
-          <w:hyperlink w:anchor="_Toc237651833" w:history="1">
+          <w:hyperlink w:anchor="_Toc238312581" w:history="1">
             <w:r>
               <w:rPr>
                 <w:rStyle w:val="Hyperlink"/>
@@ -1123,7 +1160,7 @@
               <w:rPr>
                 <w:noProof/>
               </w:rPr>
-              <w:instrText xml:space="preserve"> PAGEREF _Toc237651833 \h </w:instrText>
+              <w:instrText xml:space="preserve"> PAGEREF _Toc238312581 \h </w:instrText>
             </w:r>
             <w:r>
               <w:rPr>
@@ -1140,7 +1177,7 @@
               <w:rPr>
                 <w:noProof/>
               </w:rPr>
-              <w:t>1</w:t>
+              <w:t>6</w:t>
             </w:r>
             <w:r>
               <w:rPr>
@@ -1157,10 +1194,13 @@
               <w:tab w:val="right" w:leader="dot" w:pos="9016"/>
             </w:tabs>
             <w:rPr>
+              <w:rFonts w:asciiTheme="minorHAnsi" w:eastAsiaTheme="minorEastAsia" w:hAnsiTheme="minorHAnsi" w:cstheme="minorBidi"/>
               <w:noProof/>
+              <w:kern w:val="2"/>
+              <w14:ligatures w14:val="standardContextual"/>
             </w:rPr>
           </w:pPr>
-          <w:hyperlink w:anchor="_Toc237651834" w:history="1">
+          <w:hyperlink w:anchor="_Toc238312582" w:history="1">
             <w:r>
               <w:rPr>
                 <w:rStyle w:val="Hyperlink"/>
@@ -1184,7 +1224,7 @@
               <w:rPr>
                 <w:noProof/>
               </w:rPr>
-              <w:instrText xml:space="preserve"> PAGEREF _Toc237651834 \h </w:instrText>
+              <w:instrText xml:space="preserve"> PAGEREF _Toc238312582 \h </w:instrText>
             </w:r>
             <w:r>
               <w:rPr>
@@ -1201,7 +1241,7 @@
               <w:rPr>
                 <w:noProof/>
               </w:rPr>
-              <w:t>1</w:t>
+              <w:t>6</w:t>
             </w:r>
             <w:r>
               <w:rPr>
@@ -1218,10 +1258,13 @@
               <w:tab w:val="right" w:leader="dot" w:pos="9016"/>
             </w:tabs>
             <w:rPr>
+              <w:rFonts w:asciiTheme="minorHAnsi" w:eastAsiaTheme="minorEastAsia" w:hAnsiTheme="minorHAnsi" w:cstheme="minorBidi"/>
               <w:noProof/>
+              <w:kern w:val="2"/>
+              <w14:ligatures w14:val="standardContextual"/>
             </w:rPr>
           </w:pPr>
-          <w:hyperlink w:anchor="_Toc237651835" w:history="1">
+          <w:hyperlink w:anchor="_Toc238312583" w:history="1">
             <w:r>
               <w:rPr>
                 <w:rStyle w:val="Hyperlink"/>
@@ -1245,7 +1288,7 @@
               <w:rPr>
                 <w:noProof/>
               </w:rPr>
-              <w:instrText xml:space="preserve"> PAGEREF _Toc237651835 \h </w:instrText>
+              <w:instrText xml:space="preserve"> PAGEREF _Toc238312583 \h </w:instrText>
             </w:r>
             <w:r>
               <w:rPr>
@@ -1262,7 +1305,7 @@
               <w:rPr>
                 <w:noProof/>
               </w:rPr>
-              <w:t>1</w:t>
+              <w:t>6</w:t>
             </w:r>
             <w:r>
               <w:rPr>
@@ -1279,10 +1322,13 @@
               <w:tab w:val="right" w:leader="dot" w:pos="9016"/>
             </w:tabs>
             <w:rPr>
+              <w:rFonts w:asciiTheme="minorHAnsi" w:eastAsiaTheme="minorEastAsia" w:hAnsiTheme="minorHAnsi" w:cstheme="minorBidi"/>
               <w:noProof/>
+              <w:kern w:val="2"/>
+              <w14:ligatures w14:val="standardContextual"/>
             </w:rPr>
           </w:pPr>
-          <w:hyperlink w:anchor="_Toc237651836" w:history="1">
+          <w:hyperlink w:anchor="_Toc238312584" w:history="1">
             <w:r>
               <w:rPr>
                 <w:rStyle w:val="Hyperlink"/>
@@ -1306,7 +1352,7 @@
               <w:rPr>
                 <w:noProof/>
               </w:rPr>
-              <w:instrText xml:space="preserve"> PAGEREF _Toc237651836 \h </w:instrText>
+              <w:instrText xml:space="preserve"> PAGEREF _Toc238312584 \h </w:instrText>
             </w:r>
             <w:r>
               <w:rPr>
@@ -1323,7 +1369,7 @@
               <w:rPr>
                 <w:noProof/>
               </w:rPr>
-              <w:t>1</w:t>
+              <w:t>7</w:t>
             </w:r>
             <w:r>
               <w:rPr>
@@ -1340,10 +1386,13 @@
               <w:tab w:val="right" w:leader="dot" w:pos="9016"/>
             </w:tabs>
             <w:rPr>
+              <w:rFonts w:asciiTheme="minorHAnsi" w:eastAsiaTheme="minorEastAsia" w:hAnsiTheme="minorHAnsi" w:cstheme="minorBidi"/>
               <w:noProof/>
+              <w:kern w:val="2"/>
+              <w14:ligatures w14:val="standardContextual"/>
             </w:rPr>
           </w:pPr>
-          <w:hyperlink w:anchor="_Toc237651837" w:history="1">
+          <w:hyperlink w:anchor="_Toc238312585" w:history="1">
             <w:r>
               <w:rPr>
                 <w:rStyle w:val="Hyperlink"/>
@@ -1367,7 +1416,7 @@
               <w:rPr>
                 <w:noProof/>
               </w:rPr>
-              <w:instrText xml:space="preserve"> PAGEREF _Toc237651837 \h </w:instrText>
+              <w:instrText xml:space="preserve"> PAGEREF _Toc238312585 \h </w:instrText>
             </w:r>
             <w:r>
               <w:rPr>
@@ -1384,7 +1433,7 @@
               <w:rPr>
                 <w:noProof/>
               </w:rPr>
-              <w:t>1</w:t>
+              <w:t>7</w:t>
             </w:r>
             <w:r>
               <w:rPr>
@@ -1401,10 +1450,13 @@
               <w:tab w:val="right" w:leader="dot" w:pos="9016"/>
             </w:tabs>
             <w:rPr>
+              <w:rFonts w:asciiTheme="minorHAnsi" w:eastAsiaTheme="minorEastAsia" w:hAnsiTheme="minorHAnsi" w:cstheme="minorBidi"/>
               <w:noProof/>
+              <w:kern w:val="2"/>
+              <w14:ligatures w14:val="standardContextual"/>
             </w:rPr>
           </w:pPr>
-          <w:hyperlink w:anchor="_Toc237651838" w:history="1">
+          <w:hyperlink w:anchor="_Toc238312586" w:history="1">
             <w:r>
               <w:rPr>
                 <w:rStyle w:val="Hyperlink"/>
@@ -1428,7 +1480,7 @@
               <w:rPr>
                 <w:noProof/>
               </w:rPr>
-              <w:instrText xml:space="preserve"> PAGEREF _Toc237651838 \h </w:instrText>
+              <w:instrText xml:space="preserve"> PAGEREF _Toc238312586 \h </w:instrText>
             </w:r>
             <w:r>
               <w:rPr>
@@ -1445,7 +1497,7 @@
               <w:rPr>
                 <w:noProof/>
               </w:rPr>
-              <w:t>1</w:t>
+              <w:t>7</w:t>
             </w:r>
             <w:r>
               <w:rPr>
@@ -1462,10 +1514,13 @@
               <w:tab w:val="right" w:leader="dot" w:pos="9016"/>
             </w:tabs>
             <w:rPr>
+              <w:rFonts w:asciiTheme="minorHAnsi" w:eastAsiaTheme="minorEastAsia" w:hAnsiTheme="minorHAnsi" w:cstheme="minorBidi"/>
               <w:noProof/>
+              <w:kern w:val="2"/>
+              <w14:ligatures w14:val="standardContextual"/>
             </w:rPr>
           </w:pPr>
-          <w:hyperlink w:anchor="_Toc237651839" w:history="1">
+          <w:hyperlink w:anchor="_Toc238312587" w:history="1">
             <w:r>
               <w:rPr>
                 <w:rStyle w:val="Hyperlink"/>
@@ -1489,7 +1544,7 @@
               <w:rPr>
                 <w:noProof/>
               </w:rPr>
-              <w:instrText xml:space="preserve"> PAGEREF _Toc237651839 \h </w:instrText>
+              <w:instrText xml:space="preserve"> PAGEREF _Toc238312587 \h </w:instrText>
             </w:r>
             <w:r>
               <w:rPr>
@@ -1506,7 +1561,7 @@
               <w:rPr>
                 <w:noProof/>
               </w:rPr>
-              <w:t>1</w:t>
+              <w:t>8</w:t>
             </w:r>
             <w:r>
               <w:rPr>
@@ -1523,10 +1578,13 @@
               <w:tab w:val="right" w:leader="dot" w:pos="9016"/>
             </w:tabs>
             <w:rPr>
+              <w:rFonts w:asciiTheme="minorHAnsi" w:eastAsiaTheme="minorEastAsia" w:hAnsiTheme="minorHAnsi" w:cstheme="minorBidi"/>
               <w:noProof/>
+              <w:kern w:val="2"/>
+              <w14:ligatures w14:val="standardContextual"/>
             </w:rPr>
           </w:pPr>
-          <w:hyperlink w:anchor="_Toc237651840" w:history="1">
+          <w:hyperlink w:anchor="_Toc238312588" w:history="1">
             <w:r>
               <w:rPr>
                 <w:rStyle w:val="Hyperlink"/>
@@ -1550,7 +1608,7 @@
               <w:rPr>
                 <w:noProof/>
               </w:rPr>
-              <w:instrText xml:space="preserve"> PAGEREF _Toc237651840 \h </w:instrText>
+              <w:instrText xml:space="preserve"> PAGEREF _Toc238312588 \h </w:instrText>
             </w:r>
             <w:r>
               <w:rPr>
@@ -1567,7 +1625,7 @@
               <w:rPr>
                 <w:noProof/>
               </w:rPr>
-              <w:t>1</w:t>
+              <w:t>8</w:t>
             </w:r>
             <w:r>
               <w:rPr>
@@ -1584,10 +1642,13 @@
               <w:tab w:val="right" w:leader="dot" w:pos="9016"/>
             </w:tabs>
             <w:rPr>
+              <w:rFonts w:asciiTheme="minorHAnsi" w:eastAsiaTheme="minorEastAsia" w:hAnsiTheme="minorHAnsi" w:cstheme="minorBidi"/>
               <w:noProof/>
+              <w:kern w:val="2"/>
+              <w14:ligatures w14:val="standardContextual"/>
             </w:rPr>
           </w:pPr>
-          <w:hyperlink w:anchor="_Toc237651841" w:history="1">
+          <w:hyperlink w:anchor="_Toc238312589" w:history="1">
             <w:r>
               <w:rPr>
                 <w:rStyle w:val="Hyperlink"/>
@@ -1611,7 +1672,7 @@
               <w:rPr>
                 <w:noProof/>
               </w:rPr>
-              <w:instrText xml:space="preserve"> PAGEREF _Toc237651841 \h </w:instrText>
+              <w:instrText xml:space="preserve"> PAGEREF _Toc238312589 \h </w:instrText>
             </w:r>
             <w:r>
               <w:rPr>
@@ -1628,7 +1689,7 @@
               <w:rPr>
                 <w:noProof/>
               </w:rPr>
-              <w:t>1</w:t>
+              <w:t>9</w:t>
             </w:r>
             <w:r>
               <w:rPr>
@@ -1645,10 +1706,13 @@
               <w:tab w:val="right" w:leader="dot" w:pos="9016"/>
             </w:tabs>
             <w:rPr>
+              <w:rFonts w:asciiTheme="minorHAnsi" w:eastAsiaTheme="minorEastAsia" w:hAnsiTheme="minorHAnsi" w:cstheme="minorBidi"/>
               <w:noProof/>
+              <w:kern w:val="2"/>
+              <w14:ligatures w14:val="standardContextual"/>
             </w:rPr>
           </w:pPr>
-          <w:hyperlink w:anchor="_Toc237651842" w:history="1">
+          <w:hyperlink w:anchor="_Toc238312590" w:history="1">
             <w:r>
               <w:rPr>
                 <w:rStyle w:val="Hyperlink"/>
@@ -1672,7 +1736,7 @@
               <w:rPr>
                 <w:noProof/>
               </w:rPr>
-              <w:instrText xml:space="preserve"> PAGEREF _Toc237651842 \h </w:instrText>
+              <w:instrText xml:space="preserve"> PAGEREF _Toc238312590 \h </w:instrText>
             </w:r>
             <w:r>
               <w:rPr>
@@ -1689,7 +1753,7 @@
               <w:rPr>
                 <w:noProof/>
               </w:rPr>
-              <w:t>1</w:t>
+              <w:t>9</w:t>
             </w:r>
             <w:r>
               <w:rPr>
@@ -1706,10 +1770,13 @@
               <w:tab w:val="right" w:leader="dot" w:pos="9016"/>
             </w:tabs>
             <w:rPr>
+              <w:rFonts w:asciiTheme="minorHAnsi" w:eastAsiaTheme="minorEastAsia" w:hAnsiTheme="minorHAnsi" w:cstheme="minorBidi"/>
               <w:noProof/>
+              <w:kern w:val="2"/>
+              <w14:ligatures w14:val="standardContextual"/>
             </w:rPr>
           </w:pPr>
-          <w:hyperlink w:anchor="_Toc237651843" w:history="1">
+          <w:hyperlink w:anchor="_Toc238312591" w:history="1">
             <w:r>
               <w:rPr>
                 <w:rStyle w:val="Hyperlink"/>
@@ -1733,7 +1800,7 @@
               <w:rPr>
                 <w:noProof/>
               </w:rPr>
-              <w:instrText xml:space="preserve"> PAGEREF _Toc237651843 \h </w:instrText>
+              <w:instrText xml:space="preserve"> PAGEREF _Toc238312591 \h </w:instrText>
             </w:r>
             <w:r>
               <w:rPr>
@@ -1750,7 +1817,7 @@
               <w:rPr>
                 <w:noProof/>
               </w:rPr>
-              <w:t>1</w:t>
+              <w:t>9</w:t>
             </w:r>
             <w:r>
               <w:rPr>
@@ -1767,10 +1834,13 @@
               <w:tab w:val="right" w:leader="dot" w:pos="9016"/>
             </w:tabs>
             <w:rPr>
+              <w:rFonts w:asciiTheme="minorHAnsi" w:eastAsiaTheme="minorEastAsia" w:hAnsiTheme="minorHAnsi" w:cstheme="minorBidi"/>
               <w:noProof/>
+              <w:kern w:val="2"/>
+              <w14:ligatures w14:val="standardContextual"/>
             </w:rPr>
           </w:pPr>
-          <w:hyperlink w:anchor="_Toc237651844" w:history="1">
+          <w:hyperlink w:anchor="_Toc238312592" w:history="1">
             <w:r>
               <w:rPr>
                 <w:rStyle w:val="Hyperlink"/>
@@ -1794,7 +1864,7 @@
               <w:rPr>
                 <w:noProof/>
               </w:rPr>
-              <w:instrText xml:space="preserve"> PAGEREF _Toc237651844 \h </w:instrText>
+              <w:instrText xml:space="preserve"> PAGEREF _Toc238312592 \h </w:instrText>
             </w:r>
             <w:r>
               <w:rPr>
@@ -1811,7 +1881,7 @@
               <w:rPr>
                 <w:noProof/>
               </w:rPr>
-              <w:t>1</w:t>
+              <w:t>9</w:t>
             </w:r>
             <w:r>
               <w:rPr>
@@ -1828,10 +1898,13 @@
               <w:tab w:val="right" w:leader="dot" w:pos="9016"/>
             </w:tabs>
             <w:rPr>
+              <w:rFonts w:asciiTheme="minorHAnsi" w:eastAsiaTheme="minorEastAsia" w:hAnsiTheme="minorHAnsi" w:cstheme="minorBidi"/>
               <w:noProof/>
+              <w:kern w:val="2"/>
+              <w14:ligatures w14:val="standardContextual"/>
             </w:rPr>
           </w:pPr>
-          <w:hyperlink w:anchor="_Toc237651845" w:history="1">
+          <w:hyperlink w:anchor="_Toc238312593" w:history="1">
             <w:r>
               <w:rPr>
                 <w:rStyle w:val="Hyperlink"/>
@@ -1855,7 +1928,7 @@
               <w:rPr>
                 <w:noProof/>
               </w:rPr>
-              <w:instrText xml:space="preserve"> PAGEREF _Toc237651845 \h </w:instrText>
+              <w:instrText xml:space="preserve"> PAGEREF _Toc238312593 \h </w:instrText>
             </w:r>
             <w:r>
               <w:rPr>
@@ -1872,7 +1945,7 @@
               <w:rPr>
                 <w:noProof/>
               </w:rPr>
-              <w:t>1</w:t>
+              <w:t>9</w:t>
             </w:r>
             <w:r>
               <w:rPr>
@@ -1889,10 +1962,13 @@
               <w:tab w:val="right" w:leader="dot" w:pos="9016"/>
             </w:tabs>
             <w:rPr>
+              <w:rFonts w:asciiTheme="minorHAnsi" w:eastAsiaTheme="minorEastAsia" w:hAnsiTheme="minorHAnsi" w:cstheme="minorBidi"/>
               <w:noProof/>
+              <w:kern w:val="2"/>
+              <w14:ligatures w14:val="standardContextual"/>
             </w:rPr>
           </w:pPr>
-          <w:hyperlink w:anchor="_Toc237651846" w:history="1">
+          <w:hyperlink w:anchor="_Toc238312594" w:history="1">
             <w:r>
               <w:rPr>
                 <w:rStyle w:val="Hyperlink"/>
@@ -1916,7 +1992,7 @@
               <w:rPr>
                 <w:noProof/>
               </w:rPr>
-              <w:instrText xml:space="preserve"> PAGEREF _Toc237651846 \h </w:instrText>
+              <w:instrText xml:space="preserve"> PAGEREF _Toc238312594 \h </w:instrText>
             </w:r>
             <w:r>
               <w:rPr>
@@ -1933,7 +2009,7 @@
               <w:rPr>
                 <w:noProof/>
               </w:rPr>
-              <w:t>1</w:t>
+              <w:t>10</w:t>
             </w:r>
             <w:r>
               <w:rPr>
@@ -1950,10 +2026,13 @@
               <w:tab w:val="right" w:leader="dot" w:pos="9016"/>
             </w:tabs>
             <w:rPr>
+              <w:rFonts w:asciiTheme="minorHAnsi" w:eastAsiaTheme="minorEastAsia" w:hAnsiTheme="minorHAnsi" w:cstheme="minorBidi"/>
               <w:noProof/>
+              <w:kern w:val="2"/>
+              <w14:ligatures w14:val="standardContextual"/>
             </w:rPr>
           </w:pPr>
-          <w:hyperlink w:anchor="_Toc237651847" w:history="1">
+          <w:hyperlink w:anchor="_Toc238312595" w:history="1">
             <w:r>
               <w:rPr>
                 <w:rStyle w:val="Hyperlink"/>
@@ -1977,7 +2056,7 @@
               <w:rPr>
                 <w:noProof/>
               </w:rPr>
-              <w:instrText xml:space="preserve"> PAGEREF _Toc237651847 \h </w:instrText>
+              <w:instrText xml:space="preserve"> PAGEREF _Toc238312595 \h </w:instrText>
             </w:r>
             <w:r>
               <w:rPr>
@@ -1994,7 +2073,7 @@
               <w:rPr>
                 <w:noProof/>
               </w:rPr>
-              <w:t>1</w:t>
+              <w:t>10</w:t>
             </w:r>
             <w:r>
               <w:rPr>
@@ -2011,10 +2090,13 @@
               <w:tab w:val="right" w:leader="dot" w:pos="9016"/>
             </w:tabs>
             <w:rPr>
+              <w:rFonts w:asciiTheme="minorHAnsi" w:eastAsiaTheme="minorEastAsia" w:hAnsiTheme="minorHAnsi" w:cstheme="minorBidi"/>
               <w:noProof/>
+              <w:kern w:val="2"/>
+              <w14:ligatures w14:val="standardContextual"/>
             </w:rPr>
           </w:pPr>
-          <w:hyperlink w:anchor="_Toc237651848" w:history="1">
+          <w:hyperlink w:anchor="_Toc238312596" w:history="1">
             <w:r>
               <w:rPr>
                 <w:rStyle w:val="Hyperlink"/>
@@ -2038,7 +2120,7 @@
               <w:rPr>
                 <w:noProof/>
               </w:rPr>
-              <w:instrText xml:space="preserve"> PAGEREF _Toc237651848 \h </w:instrText>
+              <w:instrText xml:space="preserve"> PAGEREF _Toc238312596 \h </w:instrText>
             </w:r>
             <w:r>
               <w:rPr>
@@ -2055,7 +2137,7 @@
               <w:rPr>
                 <w:noProof/>
               </w:rPr>
-              <w:t>1</w:t>
+              <w:t>10</w:t>
             </w:r>
             <w:r>
               <w:rPr>
@@ -2072,10 +2154,13 @@
               <w:tab w:val="right" w:leader="dot" w:pos="9016"/>
             </w:tabs>
             <w:rPr>
+              <w:rFonts w:asciiTheme="minorHAnsi" w:eastAsiaTheme="minorEastAsia" w:hAnsiTheme="minorHAnsi" w:cstheme="minorBidi"/>
               <w:noProof/>
+              <w:kern w:val="2"/>
+              <w14:ligatures w14:val="standardContextual"/>
             </w:rPr>
           </w:pPr>
-          <w:hyperlink w:anchor="_Toc237651849" w:history="1">
+          <w:hyperlink w:anchor="_Toc238312597" w:history="1">
             <w:r>
               <w:rPr>
                 <w:rStyle w:val="Hyperlink"/>
@@ -2099,7 +2184,7 @@
               <w:rPr>
                 <w:noProof/>
               </w:rPr>
-              <w:instrText xml:space="preserve"> PAGEREF _Toc237651849 \h </w:instrText>
+              <w:instrText xml:space="preserve"> PAGEREF _Toc238312597 \h </w:instrText>
             </w:r>
             <w:r>
               <w:rPr>
@@ -2116,7 +2201,7 @@
               <w:rPr>
                 <w:noProof/>
               </w:rPr>
-              <w:t>1</w:t>
+              <w:t>10</w:t>
             </w:r>
             <w:r>
               <w:rPr>
@@ -2133,10 +2218,13 @@
               <w:tab w:val="right" w:leader="dot" w:pos="9016"/>
             </w:tabs>
             <w:rPr>
+              <w:rFonts w:asciiTheme="minorHAnsi" w:eastAsiaTheme="minorEastAsia" w:hAnsiTheme="minorHAnsi" w:cstheme="minorBidi"/>
               <w:noProof/>
+              <w:kern w:val="2"/>
+              <w14:ligatures w14:val="standardContextual"/>
             </w:rPr>
           </w:pPr>
-          <w:hyperlink w:anchor="_Toc237651850" w:history="1">
+          <w:hyperlink w:anchor="_Toc238312598" w:history="1">
             <w:r>
               <w:rPr>
                 <w:rStyle w:val="Hyperlink"/>
@@ -2160,7 +2248,7 @@
               <w:rPr>
                 <w:noProof/>
               </w:rPr>
-              <w:instrText xml:space="preserve"> PAGEREF _Toc237651850 \h </w:instrText>
+              <w:instrText xml:space="preserve"> PAGEREF _Toc238312598 \h </w:instrText>
             </w:r>
             <w:r>
               <w:rPr>
@@ -2177,7 +2265,7 @@
               <w:rPr>
                 <w:noProof/>
               </w:rPr>
-              <w:t>1</w:t>
+              <w:t>10</w:t>
             </w:r>
             <w:r>
               <w:rPr>
@@ -2194,10 +2282,13 @@
               <w:tab w:val="right" w:leader="dot" w:pos="9016"/>
             </w:tabs>
             <w:rPr>
+              <w:rFonts w:asciiTheme="minorHAnsi" w:eastAsiaTheme="minorEastAsia" w:hAnsiTheme="minorHAnsi" w:cstheme="minorBidi"/>
               <w:noProof/>
+              <w:kern w:val="2"/>
+              <w14:ligatures w14:val="standardContextual"/>
             </w:rPr>
           </w:pPr>
-          <w:hyperlink w:anchor="_Toc237651851" w:history="1">
+          <w:hyperlink w:anchor="_Toc238312599" w:history="1">
             <w:r>
               <w:rPr>
                 <w:rStyle w:val="Hyperlink"/>
@@ -2221,7 +2312,7 @@
               <w:rPr>
                 <w:noProof/>
               </w:rPr>
-              <w:instrText xml:space="preserve"> PAGEREF _Toc237651851 \h </w:instrText>
+              <w:instrText xml:space="preserve"> PAGEREF _Toc238312599 \h </w:instrText>
             </w:r>
             <w:r>
               <w:rPr>
@@ -2238,7 +2329,7 @@
               <w:rPr>
                 <w:noProof/>
               </w:rPr>
-              <w:t>1</w:t>
+              <w:t>10</w:t>
             </w:r>
             <w:r>
               <w:rPr>
@@ -2255,10 +2346,13 @@
               <w:tab w:val="right" w:leader="dot" w:pos="9016"/>
             </w:tabs>
             <w:rPr>
+              <w:rFonts w:asciiTheme="minorHAnsi" w:eastAsiaTheme="minorEastAsia" w:hAnsiTheme="minorHAnsi" w:cstheme="minorBidi"/>
               <w:noProof/>
+              <w:kern w:val="2"/>
+              <w14:ligatures w14:val="standardContextual"/>
             </w:rPr>
           </w:pPr>
-          <w:hyperlink w:anchor="_Toc237651852" w:history="1">
+          <w:hyperlink w:anchor="_Toc238312600" w:history="1">
             <w:r>
               <w:rPr>
                 <w:rStyle w:val="Hyperlink"/>
@@ -2282,7 +2376,7 @@
               <w:rPr>
                 <w:noProof/>
               </w:rPr>
-              <w:instrText xml:space="preserve"> PAGEREF _Toc237651852 \h </w:instrText>
+              <w:instrText xml:space="preserve"> PAGEREF _Toc238312600 \h </w:instrText>
             </w:r>
             <w:r>
               <w:rPr>
@@ -2299,7 +2393,7 @@
               <w:rPr>
                 <w:noProof/>
               </w:rPr>
-              <w:t>1</w:t>
+              <w:t>11</w:t>
             </w:r>
             <w:r>
               <w:rPr>
@@ -2316,10 +2410,13 @@
               <w:tab w:val="right" w:leader="dot" w:pos="9016"/>
             </w:tabs>
             <w:rPr>
+              <w:rFonts w:asciiTheme="minorHAnsi" w:eastAsiaTheme="minorEastAsia" w:hAnsiTheme="minorHAnsi" w:cstheme="minorBidi"/>
               <w:noProof/>
+              <w:kern w:val="2"/>
+              <w14:ligatures w14:val="standardContextual"/>
             </w:rPr>
           </w:pPr>
-          <w:hyperlink w:anchor="_Toc237651853" w:history="1">
+          <w:hyperlink w:anchor="_Toc238312601" w:history="1">
             <w:r>
               <w:rPr>
                 <w:rStyle w:val="Hyperlink"/>
@@ -2345,7 +2442,7 @@
               <w:rPr>
                 <w:noProof/>
               </w:rPr>
-              <w:instrText xml:space="preserve"> PAGEREF _Toc237651853 \h </w:instrText>
+              <w:instrText xml:space="preserve"> PAGEREF _Toc238312601 \h </w:instrText>
             </w:r>
             <w:r>
               <w:rPr>
@@ -2362,7 +2459,7 @@
               <w:rPr>
                 <w:noProof/>
               </w:rPr>
-              <w:t>1</w:t>
+              <w:t>11</w:t>
             </w:r>
             <w:r>
               <w:rPr>
@@ -2379,10 +2476,13 @@
               <w:tab w:val="right" w:leader="dot" w:pos="9016"/>
             </w:tabs>
             <w:rPr>
+              <w:rFonts w:asciiTheme="minorHAnsi" w:eastAsiaTheme="minorEastAsia" w:hAnsiTheme="minorHAnsi" w:cstheme="minorBidi"/>
               <w:noProof/>
+              <w:kern w:val="2"/>
+              <w14:ligatures w14:val="standardContextual"/>
             </w:rPr>
           </w:pPr>
-          <w:hyperlink w:anchor="_Toc237651854" w:history="1">
+          <w:hyperlink w:anchor="_Toc238312602" w:history="1">
             <w:r>
               <w:rPr>
                 <w:rStyle w:val="Hyperlink"/>
@@ -2408,7 +2508,7 @@
               <w:rPr>
                 <w:noProof/>
               </w:rPr>
-              <w:instrText xml:space="preserve"> PAGEREF _Toc237651854 \h </w:instrText>
+              <w:instrText xml:space="preserve"> PAGEREF _Toc238312602 \h </w:instrText>
             </w:r>
             <w:r>
               <w:rPr>
@@ -2425,7 +2525,7 @@
               <w:rPr>
                 <w:noProof/>
               </w:rPr>
-              <w:t>1</w:t>
+              <w:t>11</w:t>
             </w:r>
             <w:r>
               <w:rPr>
@@ -2442,10 +2542,13 @@
               <w:tab w:val="right" w:leader="dot" w:pos="9016"/>
             </w:tabs>
             <w:rPr>
+              <w:rFonts w:asciiTheme="minorHAnsi" w:eastAsiaTheme="minorEastAsia" w:hAnsiTheme="minorHAnsi" w:cstheme="minorBidi"/>
               <w:noProof/>
+              <w:kern w:val="2"/>
+              <w14:ligatures w14:val="standardContextual"/>
             </w:rPr>
           </w:pPr>
-          <w:hyperlink w:anchor="_Toc237651855" w:history="1">
+          <w:hyperlink w:anchor="_Toc238312603" w:history="1">
             <w:r>
               <w:rPr>
                 <w:rStyle w:val="Hyperlink"/>
@@ -2471,7 +2574,7 @@
               <w:rPr>
                 <w:noProof/>
               </w:rPr>
-              <w:instrText xml:space="preserve"> PAGEREF _Toc237651855 \h </w:instrText>
+              <w:instrText xml:space="preserve"> PAGEREF _Toc238312603 \h </w:instrText>
             </w:r>
             <w:r>
               <w:rPr>
@@ -2488,7 +2591,7 @@
               <w:rPr>
                 <w:noProof/>
               </w:rPr>
-              <w:t>1</w:t>
+              <w:t>11</w:t>
             </w:r>
             <w:r>
               <w:rPr>
@@ -2505,10 +2608,13 @@
               <w:tab w:val="right" w:leader="dot" w:pos="9016"/>
             </w:tabs>
             <w:rPr>
+              <w:rFonts w:asciiTheme="minorHAnsi" w:eastAsiaTheme="minorEastAsia" w:hAnsiTheme="minorHAnsi" w:cstheme="minorBidi"/>
               <w:noProof/>
+              <w:kern w:val="2"/>
+              <w14:ligatures w14:val="standardContextual"/>
             </w:rPr>
           </w:pPr>
-          <w:hyperlink w:anchor="_Toc237651856" w:history="1">
+          <w:hyperlink w:anchor="_Toc238312604" w:history="1">
             <w:r>
               <w:rPr>
                 <w:rStyle w:val="Hyperlink"/>
@@ -2534,7 +2640,7 @@
               <w:rPr>
                 <w:noProof/>
               </w:rPr>
-              <w:instrText xml:space="preserve"> PAGEREF _Toc237651856 \h </w:instrText>
+              <w:instrText xml:space="preserve"> PAGEREF _Toc238312604 \h </w:instrText>
             </w:r>
             <w:r>
               <w:rPr>
@@ -2551,7 +2657,7 @@
               <w:rPr>
                 <w:noProof/>
               </w:rPr>
-              <w:t>1</w:t>
+              <w:t>11</w:t>
             </w:r>
             <w:r>
               <w:rPr>
@@ -2568,10 +2674,13 @@
               <w:tab w:val="right" w:leader="dot" w:pos="9016"/>
             </w:tabs>
             <w:rPr>
+              <w:rFonts w:asciiTheme="minorHAnsi" w:eastAsiaTheme="minorEastAsia" w:hAnsiTheme="minorHAnsi" w:cstheme="minorBidi"/>
               <w:noProof/>
+              <w:kern w:val="2"/>
+              <w14:ligatures w14:val="standardContextual"/>
             </w:rPr>
           </w:pPr>
-          <w:hyperlink w:anchor="_Toc237651857" w:history="1">
+          <w:hyperlink w:anchor="_Toc238312605" w:history="1">
             <w:r>
               <w:rPr>
                 <w:rStyle w:val="Hyperlink"/>
@@ -2597,7 +2706,7 @@
               <w:rPr>
                 <w:noProof/>
               </w:rPr>
-              <w:instrText xml:space="preserve"> PAGEREF _Toc237651857 \h </w:instrText>
+              <w:instrText xml:space="preserve"> PAGEREF _Toc238312605 \h </w:instrText>
             </w:r>
             <w:r>
               <w:rPr>
@@ -2614,7 +2723,7 @@
               <w:rPr>
                 <w:noProof/>
               </w:rPr>
-              <w:t>1</w:t>
+              <w:t>11</w:t>
             </w:r>
             <w:r>
               <w:rPr>
@@ -2631,10 +2740,13 @@
               <w:tab w:val="right" w:leader="dot" w:pos="9016"/>
             </w:tabs>
             <w:rPr>
+              <w:rFonts w:asciiTheme="minorHAnsi" w:eastAsiaTheme="minorEastAsia" w:hAnsiTheme="minorHAnsi" w:cstheme="minorBidi"/>
               <w:noProof/>
+              <w:kern w:val="2"/>
+              <w14:ligatures w14:val="standardContextual"/>
             </w:rPr>
           </w:pPr>
-          <w:hyperlink w:anchor="_Toc237651858" w:history="1">
+          <w:hyperlink w:anchor="_Toc238312606" w:history="1">
             <w:r>
               <w:rPr>
                 <w:rStyle w:val="Hyperlink"/>
@@ -2660,7 +2772,7 @@
               <w:rPr>
                 <w:noProof/>
               </w:rPr>
-              <w:instrText xml:space="preserve"> PAGEREF _Toc237651858 \h </w:instrText>
+              <w:instrText xml:space="preserve"> PAGEREF _Toc238312606 \h </w:instrText>
             </w:r>
             <w:r>
               <w:rPr>
@@ -2677,7 +2789,7 @@
               <w:rPr>
                 <w:noProof/>
               </w:rPr>
-              <w:t>1</w:t>
+              <w:t>11</w:t>
             </w:r>
             <w:r>
               <w:rPr>
@@ -2694,10 +2806,13 @@
               <w:tab w:val="right" w:leader="dot" w:pos="9016"/>
             </w:tabs>
             <w:rPr>
+              <w:rFonts w:asciiTheme="minorHAnsi" w:eastAsiaTheme="minorEastAsia" w:hAnsiTheme="minorHAnsi" w:cstheme="minorBidi"/>
               <w:noProof/>
+              <w:kern w:val="2"/>
+              <w14:ligatures w14:val="standardContextual"/>
             </w:rPr>
           </w:pPr>
-          <w:hyperlink w:anchor="_Toc237651859" w:history="1">
+          <w:hyperlink w:anchor="_Toc238312607" w:history="1">
             <w:r>
               <w:rPr>
                 <w:rStyle w:val="Hyperlink"/>
@@ -2721,7 +2836,7 @@
               <w:rPr>
                 <w:noProof/>
               </w:rPr>
-              <w:instrText xml:space="preserve"> PAGEREF _Toc237651859 \h </w:instrText>
+              <w:instrText xml:space="preserve"> PAGEREF _Toc238312607 \h </w:instrText>
             </w:r>
             <w:r>
               <w:rPr>
@@ -2738,7 +2853,7 @@
               <w:rPr>
                 <w:noProof/>
               </w:rPr>
-              <w:t>1</w:t>
+              <w:t>12</w:t>
             </w:r>
             <w:r>
               <w:rPr>
@@ -2765,7 +2880,7 @@
         <w:pStyle w:val="Heading1"/>
         <w:spacing w:before="400" w:after="200"/>
       </w:pPr>
-      <w:bookmarkStart w:id="1" w:name="_Toc237651823"/>
+      <w:bookmarkStart w:id="1" w:name="_Toc238312571"/>
       <w:r>
         <w:lastRenderedPageBreak/>
         <w:t>1. Introduction</w:t>
@@ -2785,7 +2900,7 @@
         <w:spacing w:after="200" w:line="276" w:lineRule="auto"/>
       </w:pPr>
       <w:r>
-        <w:t>Two independent agents were built over the course of this project: a Maskable PPO agent (the final, submitted "champion" agent, referred to throughout this guide as PPO_Agent) and an earlier Deep Q Network agent (DQN_Agent). PPO_Agent has two browser based interfaces, the original comparison app (Section 5) and a newer SaaS style dashboard, FlowGrid_Web (Section 6), with one junction wired to the live agent; DQN_Agent's interface is its own desktop application. Each is described separately below. If you only have time to try one thing, start with Section 4, Quick Start.</w:t>
+        <w:t>Two independent agents were built over the course of this project: a Maskable PPO agent (the final, submitted "champion" agent, referred to throughout this guide as PPO_Agent) and an earlier Deep Q Network agent (DQN_Agent). PPO_Agent has two browser based interfaces, the original comparison app (Section 5) and a newer SaaS style dashboard, FlowGrid_Web (Section 6), with one junction wired to the live agent. DQN_Agent's interface is its own desktop application. Each is described separately below. If you only have time to try one thing, start with Section 4, Quick Start.</w:t>
       </w:r>
     </w:p>
     <w:p>
@@ -2801,7 +2916,7 @@
         <w:spacing w:after="200" w:line="276" w:lineRule="auto"/>
       </w:pPr>
       <w:r>
-        <w:t>This guide covers normal, successful operating flow: installing the software, launching each tool, and reading the results it produces. It intentionally does not cover every error condition; if something does not behave as described here, see Section 8, Troubleshooting.</w:t>
+        <w:t>This guide covers normal, successful operating flow: installing the software, launching each tool, and reading the results it produces. It intentionally does not cover every error condition. If something does not behave as described here, see Section 8, Troubleshooting.</w:t>
       </w:r>
     </w:p>
     <w:p>
@@ -2809,7 +2924,7 @@
         <w:pStyle w:val="Heading1"/>
         <w:spacing w:before="400" w:after="200"/>
       </w:pPr>
-      <w:bookmarkStart w:id="2" w:name="_Toc237651824"/>
+      <w:bookmarkStart w:id="2" w:name="_Toc238312572"/>
       <w:r>
         <w:t>2. System Requirements</w:t>
       </w:r>
@@ -2838,19 +2953,13 @@
           <w:left w:w="10" w:type="dxa"/>
           <w:right w:w="10" w:type="dxa"/>
         </w:tblCellMar>
-        <w:tblLook w:val="0000" w:firstRow="0" w:lastRow="0" w:firstColumn="0" w:lastColumn="0" w:noHBand="0" w:noVBand="0"/>
+        <w:tblLook w:val="04A0" w:firstRow="1" w:lastRow="0" w:firstColumn="1" w:lastColumn="0" w:noHBand="0" w:noVBand="1"/>
       </w:tblPr>
       <w:tblGrid>
         <w:gridCol w:w="3200"/>
         <w:gridCol w:w="5800"/>
       </w:tblGrid>
       <w:tr>
-        <w:tblPrEx>
-          <w:tblCellMar>
-            <w:top w:w="0" w:type="dxa"/>
-            <w:bottom w:w="0" w:type="dxa"/>
-          </w:tblCellMar>
-        </w:tblPrEx>
         <w:trPr>
           <w:tblHeader/>
         </w:trPr>
@@ -2892,12 +3001,6 @@
         </w:tc>
       </w:tr>
       <w:tr>
-        <w:tblPrEx>
-          <w:tblCellMar>
-            <w:top w:w="0" w:type="dxa"/>
-            <w:bottom w:w="0" w:type="dxa"/>
-          </w:tblCellMar>
-        </w:tblPrEx>
         <w:tc>
           <w:tcPr>
             <w:tcW w:w="3200" w:type="dxa"/>
@@ -2922,18 +3025,12 @@
                 <w:sz w:val="20"/>
                 <w:szCs w:val="20"/>
               </w:rPr>
-              <w:t>Windows 10/11 (developed and tested here); Linux/macOS should work with SUMO and Python installed, but were not tested</w:t>
+              <w:t>Windows 10/11 (developed and tested here). Linux/macOS should work with SUMO and Python installed, but were not tested</w:t>
             </w:r>
           </w:p>
         </w:tc>
       </w:tr>
       <w:tr>
-        <w:tblPrEx>
-          <w:tblCellMar>
-            <w:top w:w="0" w:type="dxa"/>
-            <w:bottom w:w="0" w:type="dxa"/>
-          </w:tblCellMar>
-        </w:tblPrEx>
         <w:tc>
           <w:tcPr>
             <w:tcW w:w="3200" w:type="dxa"/>
@@ -2964,12 +3061,6 @@
         </w:tc>
       </w:tr>
       <w:tr>
-        <w:tblPrEx>
-          <w:tblCellMar>
-            <w:top w:w="0" w:type="dxa"/>
-            <w:bottom w:w="0" w:type="dxa"/>
-          </w:tblCellMar>
-        </w:tblPrEx>
         <w:tc>
           <w:tcPr>
             <w:tcW w:w="3200" w:type="dxa"/>
@@ -3000,12 +3091,6 @@
         </w:tc>
       </w:tr>
       <w:tr>
-        <w:tblPrEx>
-          <w:tblCellMar>
-            <w:top w:w="0" w:type="dxa"/>
-            <w:bottom w:w="0" w:type="dxa"/>
-          </w:tblCellMar>
-        </w:tblPrEx>
         <w:tc>
           <w:tcPr>
             <w:tcW w:w="3200" w:type="dxa"/>
@@ -3030,18 +3115,12 @@
                 <w:sz w:val="20"/>
                 <w:szCs w:val="20"/>
               </w:rPr>
-              <w:t>A multi core processor is strongly recommended; training and full evaluation sweeps run ten parallel SUMO instances by default</w:t>
+              <w:t>A multi core processor is strongly recommended. Training and full evaluation sweeps run ten parallel SUMO instances by default</w:t>
             </w:r>
           </w:p>
         </w:tc>
       </w:tr>
       <w:tr>
-        <w:tblPrEx>
-          <w:tblCellMar>
-            <w:top w:w="0" w:type="dxa"/>
-            <w:bottom w:w="0" w:type="dxa"/>
-          </w:tblCellMar>
-        </w:tblPrEx>
         <w:tc>
           <w:tcPr>
             <w:tcW w:w="3200" w:type="dxa"/>
@@ -3066,18 +3145,12 @@
                 <w:sz w:val="20"/>
                 <w:szCs w:val="20"/>
               </w:rPr>
-              <w:t>Optional. Training uses CUDA if available (torch.device("cuda")); it also runs on CPU, just considerably slower</w:t>
+              <w:t>Optional. Training uses CUDA if available (torch.device("cuda")). It also runs on CPU, just considerably slower</w:t>
             </w:r>
           </w:p>
         </w:tc>
       </w:tr>
       <w:tr>
-        <w:tblPrEx>
-          <w:tblCellMar>
-            <w:top w:w="0" w:type="dxa"/>
-            <w:bottom w:w="0" w:type="dxa"/>
-          </w:tblCellMar>
-        </w:tblPrEx>
         <w:tc>
           <w:tcPr>
             <w:tcW w:w="3200" w:type="dxa"/>
@@ -3102,7 +3175,7 @@
                 <w:sz w:val="20"/>
                 <w:szCs w:val="20"/>
               </w:rPr>
-              <w:t>Several hundred MB for the trained models and evaluation results already included in this repository; several GB free if you plan to retrain from scratch</w:t>
+              <w:t>Several hundred MB for the trained models and evaluation results already included in this repository. Several GB free if you plan to retrain from scratch</w:t>
             </w:r>
           </w:p>
         </w:tc>
@@ -3125,7 +3198,7 @@
         <w:pStyle w:val="Heading1"/>
         <w:spacing w:before="400" w:after="200"/>
       </w:pPr>
-      <w:bookmarkStart w:id="3" w:name="_Toc237651825"/>
+      <w:bookmarkStart w:id="3" w:name="_Toc238312573"/>
       <w:r>
         <w:t>3. Installation</w:t>
       </w:r>
@@ -3136,7 +3209,7 @@
         <w:pStyle w:val="Heading2"/>
         <w:spacing w:before="300" w:after="150"/>
       </w:pPr>
-      <w:bookmarkStart w:id="4" w:name="_Toc237651826"/>
+      <w:bookmarkStart w:id="4" w:name="_Toc238312574"/>
       <w:r>
         <w:t>3.1 Clone the repository</w:t>
       </w:r>
@@ -3161,7 +3234,7 @@
         <w:pStyle w:val="Heading2"/>
         <w:spacing w:before="300" w:after="150"/>
       </w:pPr>
-      <w:bookmarkStart w:id="5" w:name="_Toc237651827"/>
+      <w:bookmarkStart w:id="5" w:name="_Toc238312575"/>
       <w:r>
         <w:t>3.2 Install SUMO</w:t>
       </w:r>
@@ -3180,7 +3253,7 @@
         <w:pStyle w:val="Heading2"/>
         <w:spacing w:before="300" w:after="150"/>
       </w:pPr>
-      <w:bookmarkStart w:id="6" w:name="_Toc237651828"/>
+      <w:bookmarkStart w:id="6" w:name="_Toc238312576"/>
       <w:r>
         <w:t>3.3 Create a Python environment and install dependencies</w:t>
       </w:r>
@@ -3219,7 +3292,7 @@
         <w:pStyle w:val="Heading1"/>
         <w:spacing w:before="400" w:after="200"/>
       </w:pPr>
-      <w:bookmarkStart w:id="7" w:name="_Toc237651829"/>
+      <w:bookmarkStart w:id="7" w:name="_Toc238312577"/>
       <w:r>
         <w:t>4. Quick Start</w:t>
       </w:r>
@@ -3256,7 +3329,7 @@
         <w:spacing w:after="120" w:line="276" w:lineRule="auto"/>
       </w:pPr>
       <w:r>
-        <w:t>Your browser opens automatically. A built in guided tour walks through every field the first time; click "? Guide" in the top bar to see it again anytime.</w:t>
+        <w:t>Your browser opens automatically. A built in guided tour walks through every field the first time. Click "? Guide" in the top bar to see it again anytime.</w:t>
       </w:r>
     </w:p>
     <w:p>
@@ -3333,7 +3406,7 @@
         <w:pStyle w:val="Heading1"/>
         <w:spacing w:before="400" w:after="200"/>
       </w:pPr>
-      <w:bookmarkStart w:id="8" w:name="_Toc237651830"/>
+      <w:bookmarkStart w:id="8" w:name="_Toc238312578"/>
       <w:r>
         <w:t>5. Using the PPO Comparison Tool (Current Agent)</w:t>
       </w:r>
@@ -3352,7 +3425,7 @@
         <w:pStyle w:val="Heading2"/>
         <w:spacing w:before="300" w:after="150"/>
       </w:pPr>
-      <w:bookmarkStart w:id="9" w:name="_Toc237651831"/>
+      <w:bookmarkStart w:id="9" w:name="_Toc238312579"/>
       <w:r>
         <w:t>5.1 Launching the App</w:t>
       </w:r>
@@ -3393,7 +3466,7 @@
         <w:pStyle w:val="Heading2"/>
         <w:spacing w:before="300" w:after="150"/>
       </w:pPr>
-      <w:bookmarkStart w:id="10" w:name="_Toc237651832"/>
+      <w:bookmarkStart w:id="10" w:name="_Toc238312580"/>
       <w:r>
         <w:t>5.2 The Built In Guided Tour</w:t>
       </w:r>
@@ -3404,7 +3477,7 @@
         <w:spacing w:after="200" w:line="276" w:lineRule="auto"/>
       </w:pPr>
       <w:r>
-        <w:t>A floating, step by step tour starts automatically every time the page loads, spotlighting each section in turn (Models, Baselines, Seeds, Scenario, Watch Live and Start, Results) with a short explanation. Use Next and Previous to move through it, or Skip guide to dismiss it for that visit; click "? Guide" in the top bar to bring it back at any time.</w:t>
+        <w:t>A floating, step by step tour starts automatically every time the page loads, spotlighting each section in turn (Models, Baselines, Seeds, Scenario, Watch Live and Start, Results) with a short explanation. Use Next and Previous to move through it, or Skip guide to dismiss it for that visit. Click "? Guide" in the top bar to bring it back at any time.</w:t>
       </w:r>
     </w:p>
     <w:p>
@@ -3412,7 +3485,7 @@
         <w:pStyle w:val="Heading2"/>
         <w:spacing w:before="300" w:after="150"/>
       </w:pPr>
-      <w:bookmarkStart w:id="11" w:name="_Toc237651833"/>
+      <w:bookmarkStart w:id="11" w:name="_Toc238312581"/>
       <w:r>
         <w:t>5.3 Selecting Models to Compare</w:t>
       </w:r>
@@ -3423,7 +3496,7 @@
         <w:spacing w:after="200" w:line="276" w:lineRule="auto"/>
       </w:pPr>
       <w:r>
-        <w:t>The Models panel lists every trained agent currently registered in model_registry.json, with the project's champion model (PPO_Agent_V8) pre selected. Tick the checkbox beside any additional model you want included. To compare against a model not yet in the list, use "Add Model" and browse to its .zip file (the default browse location is PPO_Agent/models); it is added to the registry immediately and persists for future sessions.</w:t>
+        <w:t>The Models panel lists every trained agent currently registered in model_registry.json, with the project's champion model (PPO_Agent_V8) pre selected. Tick the checkbox beside any additional model you want included. To compare against a model not yet in the list, use "Add Model" and browse to its .zip file (the default browse location is PPO_Agent/models). It is added to the registry immediately and persists for future sessions.</w:t>
       </w:r>
     </w:p>
     <w:p>
@@ -3431,7 +3504,7 @@
         <w:pStyle w:val="Heading2"/>
         <w:spacing w:before="300" w:after="150"/>
       </w:pPr>
-      <w:bookmarkStart w:id="12" w:name="_Toc237651834"/>
+      <w:bookmarkStart w:id="12" w:name="_Toc238312582"/>
       <w:r>
         <w:t>5.4 Selecting Baselines</w:t>
       </w:r>
@@ -3450,7 +3523,7 @@
         <w:pStyle w:val="Heading2"/>
         <w:spacing w:before="300" w:after="150"/>
       </w:pPr>
-      <w:bookmarkStart w:id="13" w:name="_Toc237651835"/>
+      <w:bookmarkStart w:id="13" w:name="_Toc238312583"/>
       <w:r>
         <w:t>5.5 Choosing Seeds and a Traffic Scenario</w:t>
       </w:r>
@@ -3473,7 +3546,7 @@
         <w:pStyle w:val="Heading2"/>
         <w:spacing w:before="300" w:after="150"/>
       </w:pPr>
-      <w:bookmarkStart w:id="14" w:name="_Toc237651836"/>
+      <w:bookmarkStart w:id="14" w:name="_Toc238312584"/>
       <w:r>
         <w:t>5.6 Watch Live</w:t>
       </w:r>
@@ -3497,10 +3570,10 @@
           <w:noProof/>
         </w:rPr>
         <w:drawing>
-          <wp:inline distT="0" distB="0" distL="0" distR="0" wp14:anchorId="61000A12" wp14:editId="598F3EDC">
+          <wp:inline distT="0" distB="0" distL="0" distR="0" wp14:anchorId="52A63366" wp14:editId="4D0EA04D">
             <wp:extent cx="4762500" cy="2257425"/>
             <wp:effectExtent l="0" t="0" r="0" b="0"/>
-            <wp:docPr id="952289616" name="Picture 952289616"/>
+            <wp:docPr id="1705427296" name="Picture 1705427296"/>
             <wp:cNvGraphicFramePr>
               <a:graphicFrameLocks xmlns:a="http://schemas.openxmlformats.org/drawingml/2006/main" noChangeAspect="1"/>
             </wp:cNvGraphicFramePr>
@@ -3555,7 +3628,7 @@
         <w:pStyle w:val="Heading2"/>
         <w:spacing w:before="300" w:after="150"/>
       </w:pPr>
-      <w:bookmarkStart w:id="15" w:name="_Toc237651837"/>
+      <w:bookmarkStart w:id="15" w:name="_Toc238312585"/>
       <w:r>
         <w:t>5.7 Running the Comparison</w:t>
       </w:r>
@@ -3574,7 +3647,7 @@
         <w:pStyle w:val="Heading2"/>
         <w:spacing w:before="300" w:after="150"/>
       </w:pPr>
-      <w:bookmarkStart w:id="16" w:name="_Toc237651838"/>
+      <w:bookmarkStart w:id="16" w:name="_Toc238312586"/>
       <w:r>
         <w:t>5.8 Reading the Results</w:t>
       </w:r>
@@ -3599,10 +3672,10 @@
         </w:rPr>
         <w:lastRenderedPageBreak/>
         <w:drawing>
-          <wp:inline distT="0" distB="0" distL="0" distR="0" wp14:anchorId="676B7475" wp14:editId="205F93FB">
+          <wp:inline distT="0" distB="0" distL="0" distR="0" wp14:anchorId="4528986B" wp14:editId="416C10AC">
             <wp:extent cx="4572000" cy="3495675"/>
             <wp:effectExtent l="0" t="0" r="0" b="0"/>
-            <wp:docPr id="2006363871" name="Picture 2006363871"/>
+            <wp:docPr id="1060555735" name="Picture 1060555735"/>
             <wp:cNvGraphicFramePr>
               <a:graphicFrameLocks xmlns:a="http://schemas.openxmlformats.org/drawingml/2006/main" noChangeAspect="1"/>
             </wp:cNvGraphicFramePr>
@@ -3657,7 +3730,7 @@
         <w:pStyle w:val="Heading1"/>
         <w:spacing w:before="400" w:after="200"/>
       </w:pPr>
-      <w:bookmarkStart w:id="17" w:name="_Toc237651839"/>
+      <w:bookmarkStart w:id="17" w:name="_Toc238312587"/>
       <w:r>
         <w:t>6. Using FlowGrid_Web (Live Junction Dashboard)</w:t>
       </w:r>
@@ -3676,7 +3749,7 @@
         <w:pStyle w:val="Heading2"/>
         <w:spacing w:before="300" w:after="150"/>
       </w:pPr>
-      <w:bookmarkStart w:id="18" w:name="_Toc237651840"/>
+      <w:bookmarkStart w:id="18" w:name="_Toc238312588"/>
       <w:r>
         <w:t>6.1 Launching FlowGrid_Web</w:t>
       </w:r>
@@ -3710,7 +3783,7 @@
       </w:pPr>
       <w:r>
         <w:lastRenderedPageBreak/>
-        <w:t>Allow up to about 30 seconds after launch before using Run Agent (Section 6.5); FlowGrid_Web's backend needs that long to finish importing torch, SUMO, and Stable-Baselines3. Trying Run Agent before it is ready shows a plain, expected message asking you to try again in a few seconds, not an error. (A separate script, run_flowgrid_demo.bat at the project root, additionally starts the Section 5 comparison app alongside FlowGrid_Web, for a full project demo; it is not needed just to use FlowGrid_Web.)</w:t>
+        <w:t>Allow up to about 30 seconds after launch before using Run Agent (Section 6.5). FlowGrid_Web's backend needs that long to finish importing torch, SUMO, and Stable-Baselines3. Trying Run Agent before it is ready shows a plain, expected message asking you to try again in a few seconds, not an error. (A separate script, run_flowgrid_demo.bat at the project root, additionally starts the Section 5 comparison app alongside FlowGrid_Web, for a full project demo. It is not needed just to use FlowGrid_Web.)</w:t>
       </w:r>
     </w:p>
     <w:p>
@@ -3718,7 +3791,7 @@
         <w:pStyle w:val="Heading2"/>
         <w:spacing w:before="300" w:after="150"/>
       </w:pPr>
-      <w:bookmarkStart w:id="19" w:name="_Toc237651841"/>
+      <w:bookmarkStart w:id="19" w:name="_Toc238312589"/>
       <w:r>
         <w:t>6.2 Logging In</w:t>
       </w:r>
@@ -3747,7 +3820,7 @@
           <w:left w:w="10" w:type="dxa"/>
           <w:right w:w="10" w:type="dxa"/>
         </w:tblCellMar>
-        <w:tblLook w:val="0000" w:firstRow="0" w:lastRow="0" w:firstColumn="0" w:lastColumn="0" w:noHBand="0" w:noVBand="0"/>
+        <w:tblLook w:val="04A0" w:firstRow="1" w:lastRow="0" w:firstColumn="1" w:lastColumn="0" w:noHBand="0" w:noVBand="1"/>
       </w:tblPr>
       <w:tblGrid>
         <w:gridCol w:w="2600"/>
@@ -3755,12 +3828,6 @@
         <w:gridCol w:w="3800"/>
       </w:tblGrid>
       <w:tr>
-        <w:tblPrEx>
-          <w:tblCellMar>
-            <w:top w:w="0" w:type="dxa"/>
-            <w:bottom w:w="0" w:type="dxa"/>
-          </w:tblCellMar>
-        </w:tblPrEx>
         <w:trPr>
           <w:tblHeader/>
         </w:trPr>
@@ -3820,12 +3887,6 @@
         </w:tc>
       </w:tr>
       <w:tr>
-        <w:tblPrEx>
-          <w:tblCellMar>
-            <w:top w:w="0" w:type="dxa"/>
-            <w:bottom w:w="0" w:type="dxa"/>
-          </w:tblCellMar>
-        </w:tblPrEx>
         <w:tc>
           <w:tcPr>
             <w:tcW w:w="2600" w:type="dxa"/>
@@ -3870,12 +3931,6 @@
         </w:tc>
       </w:tr>
       <w:tr>
-        <w:tblPrEx>
-          <w:tblCellMar>
-            <w:top w:w="0" w:type="dxa"/>
-            <w:bottom w:w="0" w:type="dxa"/>
-          </w:tblCellMar>
-        </w:tblPrEx>
         <w:tc>
           <w:tcPr>
             <w:tcW w:w="2600" w:type="dxa"/>
@@ -3925,7 +3980,7 @@
         <w:pStyle w:val="Heading2"/>
         <w:spacing w:before="300" w:after="150"/>
       </w:pPr>
-      <w:bookmarkStart w:id="20" w:name="_Toc237651842"/>
+      <w:bookmarkStart w:id="20" w:name="_Toc238312590"/>
       <w:r>
         <w:t>6.3 The Guided Tour</w:t>
       </w:r>
@@ -3944,7 +3999,7 @@
         <w:pStyle w:val="Heading2"/>
         <w:spacing w:before="300" w:after="150"/>
       </w:pPr>
-      <w:bookmarkStart w:id="21" w:name="_Toc237651843"/>
+      <w:bookmarkStart w:id="21" w:name="_Toc238312591"/>
       <w:r>
         <w:t>6.4 Selecting the Live Junction</w:t>
       </w:r>
@@ -3963,7 +4018,7 @@
         <w:pStyle w:val="Heading2"/>
         <w:spacing w:before="300" w:after="150"/>
       </w:pPr>
-      <w:bookmarkStart w:id="22" w:name="_Toc237651844"/>
+      <w:bookmarkStart w:id="22" w:name="_Toc238312592"/>
       <w:r>
         <w:t>6.5 Running the Agent Live</w:t>
       </w:r>
@@ -3982,7 +4037,7 @@
         <w:pStyle w:val="Heading2"/>
         <w:spacing w:before="300" w:after="150"/>
       </w:pPr>
-      <w:bookmarkStart w:id="23" w:name="_Toc237651845"/>
+      <w:bookmarkStart w:id="23" w:name="_Toc238312593"/>
       <w:r>
         <w:t>6.6 What Is Real and What Is a Demonstration</w:t>
       </w:r>
@@ -3997,7 +4052,7 @@
       </w:r>
       <w:r>
         <w:lastRenderedPageBreak/>
-        <w:t>trained PPO agent, the same one evaluated throughout the book. Every other junction, every login, and every other feature (device settings, reports, user management, adding a junction) is a complete, working UI backed by simulated or randomly generated demonstration data, not a live backend, database, or camera. We built it this way deliberately, to demonstrate the target system's shape honestly without claiming a deployment that does not exist; see the book, Section 2.3 and Section 2.5, for the full reasoning.</w:t>
+        <w:t>trained PPO agent, the same one evaluated throughout the book. Every other junction, every login, and every other feature (device settings, reports, user management, adding a junction) is a complete, working UI backed by simulated or randomly generated demonstration data, not a live backend, database, or camera. We built it this way deliberately, to demonstrate the target system's shape honestly without claiming a deployment that does not exist. See the book, Chapter 4 and Section 3.7, for the full reasoning.</w:t>
       </w:r>
     </w:p>
     <w:p>
@@ -4005,7 +4060,7 @@
         <w:pStyle w:val="Heading1"/>
         <w:spacing w:before="400" w:after="200"/>
       </w:pPr>
-      <w:bookmarkStart w:id="24" w:name="_Toc237651846"/>
+      <w:bookmarkStart w:id="24" w:name="_Toc238312594"/>
       <w:r>
         <w:t>7. Using the DQN Tools (Original Agent, Archived)</w:t>
       </w:r>
@@ -4016,7 +4071,7 @@
         <w:spacing w:after="200" w:line="276" w:lineRule="auto"/>
       </w:pPr>
       <w:r>
-        <w:t>DQN_Agent is the project's original reinforcement learning approach. It predates PPO_Agent and is preserved, fully runnable, under Old_Versions/DQN_Agent since PPO_Agent is the current submitted agent. See the book (Section 2.3) for why the project moved from DQN to PPO.</w:t>
+        <w:t>DQN_Agent is the project's original reinforcement learning approach. It predates PPO_Agent and is preserved, fully runnable, under Old_Versions/DQN_Agent since PPO_Agent is the current submitted agent. See the book (Section 4.3) for why the project moved from DQN to PPO.</w:t>
       </w:r>
     </w:p>
     <w:p>
@@ -4024,7 +4079,7 @@
         <w:pStyle w:val="Heading2"/>
         <w:spacing w:before="300" w:after="150"/>
       </w:pPr>
-      <w:bookmarkStart w:id="25" w:name="_Toc237651847"/>
+      <w:bookmarkStart w:id="25" w:name="_Toc238312595"/>
       <w:r>
         <w:t>6.1 Desktop Application</w:t>
       </w:r>
@@ -4057,7 +4112,7 @@
         <w:pStyle w:val="Heading2"/>
         <w:spacing w:before="300" w:after="150"/>
       </w:pPr>
-      <w:bookmarkStart w:id="26" w:name="_Toc237651848"/>
+      <w:bookmarkStart w:id="26" w:name="_Toc238312596"/>
       <w:r>
         <w:t>6.2 Web Dashboard</w:t>
       </w:r>
@@ -4082,7 +4137,7 @@
         <w:pStyle w:val="Heading2"/>
         <w:spacing w:before="300" w:after="150"/>
       </w:pPr>
-      <w:bookmarkStart w:id="27" w:name="_Toc237651849"/>
+      <w:bookmarkStart w:id="27" w:name="_Toc238312597"/>
       <w:r>
         <w:t>6.3 The Compare Tab</w:t>
       </w:r>
@@ -4093,7 +4148,7 @@
         <w:spacing w:after="200" w:line="276" w:lineRule="auto"/>
       </w:pPr>
       <w:r>
-        <w:t>The Compare tab answers a focused question: on the same traffic demand, does the DQN signal policy reduce delay more than fixed time control? To make the comparison fair, both runs use the same vehicles (same count, routes, lanes, and depart times); only the traffic light policy differs. A run has two phases: a fixed time baseline pass (random vehicle injection, then drain), followed by the DQN policy pass replaying the identical vehicle stream. See Old_Versions/DQN_Agent/docs/COMPARE.md for the full technical explanation of how this pairing is guaranteed.</w:t>
+        <w:t>The Compare tab answers a focused question: on the same traffic demand, does the DQN signal policy reduce delay more than fixed time control? To make the comparison fair, both runs use the same vehicles (same count, routes, lanes, and depart times). Only the traffic light policy differs. A run has two phases: a fixed time baseline pass (random vehicle injection, then drain), followed by the DQN policy pass replaying the identical vehicle stream. See Old_Versions/DQN_Agent/docs/COMPARE.md for the full technical explanation of how this pairing is guaranteed.</w:t>
       </w:r>
     </w:p>
     <w:p>
@@ -4101,7 +4156,7 @@
         <w:pStyle w:val="Heading2"/>
         <w:spacing w:before="300" w:after="150"/>
       </w:pPr>
-      <w:bookmarkStart w:id="28" w:name="_Toc237651850"/>
+      <w:bookmarkStart w:id="28" w:name="_Toc238312598"/>
       <w:r>
         <w:t>6.4 Command Line / Menu</w:t>
       </w:r>
@@ -4134,7 +4189,7 @@
         <w:pStyle w:val="Heading1"/>
         <w:spacing w:before="400" w:after="200"/>
       </w:pPr>
-      <w:bookmarkStart w:id="29" w:name="_Toc237651851"/>
+      <w:bookmarkStart w:id="29" w:name="_Toc238312599"/>
       <w:r>
         <w:t>8. Understanding the Traffic Scenarios</w:t>
       </w:r>
@@ -4164,7 +4219,7 @@
           <w:left w:w="10" w:type="dxa"/>
           <w:right w:w="10" w:type="dxa"/>
         </w:tblCellMar>
-        <w:tblLook w:val="0000" w:firstRow="0" w:lastRow="0" w:firstColumn="0" w:lastColumn="0" w:noHBand="0" w:noVBand="0"/>
+        <w:tblLook w:val="04A0" w:firstRow="1" w:lastRow="0" w:firstColumn="1" w:lastColumn="0" w:noHBand="0" w:noVBand="1"/>
       </w:tblPr>
       <w:tblGrid>
         <w:gridCol w:w="1800"/>
@@ -4172,12 +4227,6 @@
         <w:gridCol w:w="3800"/>
       </w:tblGrid>
       <w:tr>
-        <w:tblPrEx>
-          <w:tblCellMar>
-            <w:top w:w="0" w:type="dxa"/>
-            <w:bottom w:w="0" w:type="dxa"/>
-          </w:tblCellMar>
-        </w:tblPrEx>
         <w:trPr>
           <w:tblHeader/>
         </w:trPr>
@@ -4237,12 +4286,6 @@
         </w:tc>
       </w:tr>
       <w:tr>
-        <w:tblPrEx>
-          <w:tblCellMar>
-            <w:top w:w="0" w:type="dxa"/>
-            <w:bottom w:w="0" w:type="dxa"/>
-          </w:tblCellMar>
-        </w:tblPrEx>
         <w:tc>
           <w:tcPr>
             <w:tcW w:w="1800" w:type="dxa"/>
@@ -4281,18 +4324,12 @@
                 <w:sz w:val="20"/>
                 <w:szCs w:val="20"/>
               </w:rPr>
-              <w:t>Whether the agent can find a useful signal to act on when very few vehicles are present (an early failure mode of this project, see the book Section 2.6)</w:t>
+              <w:t>Whether the agent can find a useful signal to act on when very few vehicles are present (an early failure mode of this project, see the book Section 7.3)</w:t>
             </w:r>
           </w:p>
         </w:tc>
       </w:tr>
       <w:tr>
-        <w:tblPrEx>
-          <w:tblCellMar>
-            <w:top w:w="0" w:type="dxa"/>
-            <w:bottom w:w="0" w:type="dxa"/>
-          </w:tblCellMar>
-        </w:tblPrEx>
         <w:tc>
           <w:tcPr>
             <w:tcW w:w="1800" w:type="dxa"/>
@@ -4337,12 +4374,6 @@
         </w:tc>
       </w:tr>
       <w:tr>
-        <w:tblPrEx>
-          <w:tblCellMar>
-            <w:top w:w="0" w:type="dxa"/>
-            <w:bottom w:w="0" w:type="dxa"/>
-          </w:tblCellMar>
-        </w:tblPrEx>
         <w:tc>
           <w:tcPr>
             <w:tcW w:w="1800" w:type="dxa"/>
@@ -4381,7 +4412,7 @@
                 <w:sz w:val="20"/>
                 <w:szCs w:val="20"/>
               </w:rPr>
-              <w:t>Behavior as demand approaches the intersection's physical capacity, where every controller's performance converges (see the book Section 2.7)</w:t>
+              <w:t>Behavior as demand approaches the intersection's physical capacity, where every controller's performance converges (see the book Section 5.3)</w:t>
             </w:r>
           </w:p>
         </w:tc>
@@ -4392,7 +4423,7 @@
         <w:pStyle w:val="Heading1"/>
         <w:spacing w:before="400" w:after="200"/>
       </w:pPr>
-      <w:bookmarkStart w:id="30" w:name="_Toc237651852"/>
+      <w:bookmarkStart w:id="30" w:name="_Toc238312600"/>
       <w:r>
         <w:t>9. Troubleshooting / FAQ</w:t>
       </w:r>
@@ -4403,7 +4434,7 @@
         <w:pStyle w:val="Heading3"/>
         <w:spacing w:before="200" w:after="100"/>
       </w:pPr>
-      <w:bookmarkStart w:id="31" w:name="_Toc237651853"/>
+      <w:bookmarkStart w:id="31" w:name="_Toc238312601"/>
       <w:r>
         <w:rPr>
           <w:i/>
@@ -4426,7 +4457,7 @@
         <w:pStyle w:val="Heading3"/>
         <w:spacing w:before="200" w:after="100"/>
       </w:pPr>
-      <w:bookmarkStart w:id="32" w:name="_Toc237651854"/>
+      <w:bookmarkStart w:id="32" w:name="_Toc238312602"/>
       <w:r>
         <w:rPr>
           <w:i/>
@@ -4449,7 +4480,7 @@
         <w:pStyle w:val="Heading3"/>
         <w:spacing w:before="200" w:after="100"/>
       </w:pPr>
-      <w:bookmarkStart w:id="33" w:name="_Toc237651855"/>
+      <w:bookmarkStart w:id="33" w:name="_Toc238312603"/>
       <w:r>
         <w:rPr>
           <w:i/>
@@ -4472,7 +4503,7 @@
         <w:pStyle w:val="Heading3"/>
         <w:spacing w:before="200" w:after="100"/>
       </w:pPr>
-      <w:bookmarkStart w:id="34" w:name="_Toc237651856"/>
+      <w:bookmarkStart w:id="34" w:name="_Toc238312604"/>
       <w:r>
         <w:rPr>
           <w:i/>
@@ -4487,7 +4518,7 @@
         <w:spacing w:after="200" w:line="276" w:lineRule="auto"/>
       </w:pPr>
       <w:r>
-        <w:t>Never resume training from an existing checkpoint after changing the reward function or observation definition. Train a fresh agent from random initialization instead. This project encountered a full, unrecoverable policy collapse from doing exactly this once (see the book, Section 2.6); it is documented there as a cautionary example, not a theoretical risk.</w:t>
+        <w:t>Never resume training from an existing checkpoint after changing the reward function or observation definition. Train a fresh agent from random initialization instead. This project encountered a full, unrecoverable policy collapse from doing exactly this once (see the book, Section 7.2). It is documented there as a cautionary example, not a theoretical risk.</w:t>
       </w:r>
     </w:p>
     <w:p>
@@ -4495,7 +4526,7 @@
         <w:pStyle w:val="Heading3"/>
         <w:spacing w:before="200" w:after="100"/>
       </w:pPr>
-      <w:bookmarkStart w:id="35" w:name="_Toc237651857"/>
+      <w:bookmarkStart w:id="35" w:name="_Toc238312605"/>
       <w:r>
         <w:rPr>
           <w:i/>
@@ -4510,7 +4541,7 @@
         <w:spacing w:after="200" w:line="276" w:lineRule="auto"/>
       </w:pPr>
       <w:r>
-        <w:t>PPO_Agent/results/final_random_seeds_20260705_005802/ contains the full, unfiltered evaluation (summary.txt, final_results.csv) behind the 88.3% win rate figure reported in the book. Old_Versions/DQN_Agent/results/comparison_history.json contains the equivalent raw evaluation history for the DQN agent, discussed in the book's Section 2.3.</w:t>
+        <w:t>PPO_Agent/results/final_random_seeds_20260705_005802/ contains the full, unfiltered evaluation (summary.txt, final_results.csv) behind the 88.3% win rate figure reported in the book. Old_Versions/DQN_Agent/results/comparison_history.json contains the equivalent raw evaluation history for the DQN agent, discussed in the book's Section 4.3.</w:t>
       </w:r>
     </w:p>
     <w:p>
@@ -4518,7 +4549,7 @@
         <w:pStyle w:val="Heading3"/>
         <w:spacing w:before="200" w:after="100"/>
       </w:pPr>
-      <w:bookmarkStart w:id="36" w:name="_Toc237651858"/>
+      <w:bookmarkStart w:id="36" w:name="_Toc238312606"/>
       <w:r>
         <w:rPr>
           <w:i/>
@@ -4537,7 +4568,7 @@
       </w:r>
       <w:r>
         <w:lastRenderedPageBreak/>
-        <w:t>still importing torch, SUMO, and Stable-Baselines3, which can take up to about 30 seconds after launch. Wait a few seconds and click Run Agent again; this is expected right after starting the servers, not a bug.</w:t>
+        <w:t>still importing torch, SUMO, and Stable-Baselines3, which can take up to about 30 seconds after launch. Wait a few seconds and click Run Agent again. This is expected right after starting the servers, not a bug.</w:t>
       </w:r>
     </w:p>
     <w:p>
@@ -4545,7 +4576,7 @@
         <w:pStyle w:val="Heading1"/>
         <w:spacing w:before="400" w:after="200"/>
       </w:pPr>
-      <w:bookmarkStart w:id="37" w:name="_Toc237651859"/>
+      <w:bookmarkStart w:id="37" w:name="_Toc238312607"/>
       <w:r>
         <w:t>10. Glossary</w:t>
       </w:r>
@@ -4566,19 +4597,13 @@
           <w:left w:w="10" w:type="dxa"/>
           <w:right w:w="10" w:type="dxa"/>
         </w:tblCellMar>
-        <w:tblLook w:val="0000" w:firstRow="0" w:lastRow="0" w:firstColumn="0" w:lastColumn="0" w:noHBand="0" w:noVBand="0"/>
+        <w:tblLook w:val="04A0" w:firstRow="1" w:lastRow="0" w:firstColumn="1" w:lastColumn="0" w:noHBand="0" w:noVBand="1"/>
       </w:tblPr>
       <w:tblGrid>
         <w:gridCol w:w="2600"/>
         <w:gridCol w:w="6400"/>
       </w:tblGrid>
       <w:tr>
-        <w:tblPrEx>
-          <w:tblCellMar>
-            <w:top w:w="0" w:type="dxa"/>
-            <w:bottom w:w="0" w:type="dxa"/>
-          </w:tblCellMar>
-        </w:tblPrEx>
         <w:trPr>
           <w:tblHeader/>
         </w:trPr>
@@ -4620,12 +4645,6 @@
         </w:tc>
       </w:tr>
       <w:tr>
-        <w:tblPrEx>
-          <w:tblCellMar>
-            <w:top w:w="0" w:type="dxa"/>
-            <w:bottom w:w="0" w:type="dxa"/>
-          </w:tblCellMar>
-        </w:tblPrEx>
         <w:tc>
           <w:tcPr>
             <w:tcW w:w="2600" w:type="dxa"/>
@@ -4656,12 +4675,6 @@
         </w:tc>
       </w:tr>
       <w:tr>
-        <w:tblPrEx>
-          <w:tblCellMar>
-            <w:top w:w="0" w:type="dxa"/>
-            <w:bottom w:w="0" w:type="dxa"/>
-          </w:tblCellMar>
-        </w:tblPrEx>
         <w:tc>
           <w:tcPr>
             <w:tcW w:w="2600" w:type="dxa"/>
@@ -4692,12 +4705,6 @@
         </w:tc>
       </w:tr>
       <w:tr>
-        <w:tblPrEx>
-          <w:tblCellMar>
-            <w:top w:w="0" w:type="dxa"/>
-            <w:bottom w:w="0" w:type="dxa"/>
-          </w:tblCellMar>
-        </w:tblPrEx>
         <w:tc>
           <w:tcPr>
             <w:tcW w:w="2600" w:type="dxa"/>
@@ -4728,12 +4735,6 @@
         </w:tc>
       </w:tr>
       <w:tr>
-        <w:tblPrEx>
-          <w:tblCellMar>
-            <w:top w:w="0" w:type="dxa"/>
-            <w:bottom w:w="0" w:type="dxa"/>
-          </w:tblCellMar>
-        </w:tblPrEx>
         <w:tc>
           <w:tcPr>
             <w:tcW w:w="2600" w:type="dxa"/>
@@ -4758,18 +4759,12 @@
                 <w:sz w:val="20"/>
                 <w:szCs w:val="20"/>
               </w:rPr>
-              <w:t>The specific reinforcement learning algorithm used by PPO_Agent; standard PPO extended with action masking</w:t>
+              <w:t>The specific reinforcement learning algorithm used by PPO_Agent. Standard PPO extended with action masking</w:t>
             </w:r>
           </w:p>
         </w:tc>
       </w:tr>
       <w:tr>
-        <w:tblPrEx>
-          <w:tblCellMar>
-            <w:top w:w="0" w:type="dxa"/>
-            <w:bottom w:w="0" w:type="dxa"/>
-          </w:tblCellMar>
-        </w:tblPrEx>
         <w:tc>
           <w:tcPr>
             <w:tcW w:w="2600" w:type="dxa"/>
@@ -4800,12 +4795,6 @@
         </w:tc>
       </w:tr>
       <w:tr>
-        <w:tblPrEx>
-          <w:tblCellMar>
-            <w:top w:w="0" w:type="dxa"/>
-            <w:bottom w:w="0" w:type="dxa"/>
-          </w:tblCellMar>
-        </w:tblPrEx>
         <w:tc>
           <w:tcPr>
             <w:tcW w:w="2600" w:type="dxa"/>
@@ -4836,12 +4825,6 @@
         </w:tc>
       </w:tr>
       <w:tr>
-        <w:tblPrEx>
-          <w:tblCellMar>
-            <w:top w:w="0" w:type="dxa"/>
-            <w:bottom w:w="0" w:type="dxa"/>
-          </w:tblCellMar>
-        </w:tblPrEx>
         <w:tc>
           <w:tcPr>
             <w:tcW w:w="2600" w:type="dxa"/>
@@ -4872,12 +4855,6 @@
         </w:tc>
       </w:tr>
       <w:tr>
-        <w:tblPrEx>
-          <w:tblCellMar>
-            <w:top w:w="0" w:type="dxa"/>
-            <w:bottom w:w="0" w:type="dxa"/>
-          </w:tblCellMar>
-        </w:tblPrEx>
         <w:tc>
           <w:tcPr>
             <w:tcW w:w="2600" w:type="dxa"/>
@@ -4902,18 +4879,12 @@
                 <w:sz w:val="20"/>
                 <w:szCs w:val="20"/>
               </w:rPr>
-              <w:t>Stable-Baselines3's running statistics for normalizing observations; must be loaded alongside a model checkpoint to reproduce its trained behavior correctly</w:t>
+              <w:t>Stable-Baselines3's running statistics for normalizing observations. Must be loaded alongside a model checkpoint to reproduce its trained behavior correctly</w:t>
             </w:r>
           </w:p>
         </w:tc>
       </w:tr>
       <w:tr>
-        <w:tblPrEx>
-          <w:tblCellMar>
-            <w:top w:w="0" w:type="dxa"/>
-            <w:bottom w:w="0" w:type="dxa"/>
-          </w:tblCellMar>
-        </w:tblPrEx>
         <w:tc>
           <w:tcPr>
             <w:tcW w:w="2600" w:type="dxa"/>
@@ -5009,7 +4980,7 @@
         <w:sz w:val="18"/>
         <w:szCs w:val="18"/>
       </w:rPr>
-      <w:t>43</w:t>
+      <w:t>1</w:t>
     </w:r>
     <w:r>
       <w:rPr>
@@ -5062,10 +5033,10 @@
 <file path=word/numbering.xml><?xml version="1.0" encoding="utf-8"?>
 <w:numbering xmlns:wpc="http://schemas.microsoft.com/office/word/2010/wordprocessingCanvas" xmlns:cx="http://schemas.microsoft.com/office/drawing/2014/chartex" xmlns:cx1="http://schemas.microsoft.com/office/drawing/2015/9/8/chartex" xmlns:cx2="http://schemas.microsoft.com/office/drawing/2015/10/21/chartex" xmlns:cx3="http://schemas.microsoft.com/office/drawing/2016/5/9/chartex" xmlns:cx4="http://schemas.microsoft.com/office/drawing/2016/5/10/chartex" xmlns:cx5="http://schemas.microsoft.com/office/drawing/2016/5/11/chartex" xmlns:cx6="http://schemas.microsoft.com/office/drawing/2016/5/12/chartex" xmlns:cx7="http://schemas.microsoft.com/office/drawing/2016/5/13/chartex" xmlns:cx8="http://schemas.microsoft.com/office/drawing/2016/5/14/chartex" xmlns:mc="http://schemas.openxmlformats.org/markup-compatibility/2006" xmlns:aink="http://schemas.microsoft.com/office/drawing/2016/ink" xmlns:am3d="http://schemas.microsoft.com/office/drawing/2017/model3d" xmlns:o="urn:schemas-microsoft-com:office:office" xmlns:oel="http://schemas.microsoft.com/office/2019/extlst" xmlns:r="http://schemas.openxmlformats.org/officeDocument/2006/relationships" xmlns:m="http://schemas.openxmlformats.org/officeDocument/2006/math" xmlns:v="urn:schemas-microsoft-com:vml" xmlns:wp14="http://schemas.microsoft.com/office/word/2010/wordprocessingDrawing" xmlns:wp="http://schemas.openxmlformats.org/drawingml/2006/wordprocessingDrawing" xmlns:w10="urn:schemas-microsoft-com:office:word" xmlns:w="http://schemas.openxmlformats.org/wordprocessingml/2006/main" xmlns:w14="http://schemas.microsoft.com/office/word/2010/wordml" xmlns:w15="http://schemas.microsoft.com/office/word/2012/wordml" xmlns:w16cei="http://schemas.microsoft.com/office/word/2026/wordml/cei" xmlns:w16cex="http://schemas.microsoft.com/office/word/2018/wordml/cex" xmlns:w16cid="http://schemas.microsoft.com/office/word/2016/wordml/cid" xmlns:w16="http://schemas.microsoft.com/office/word/2018/wordml" xmlns:w16du="http://schemas.microsoft.com/office/word/2023/wordml/word16du" xmlns:w16sdtdh="http://schemas.microsoft.com/office/word/2020/wordml/sdtdatahash" xmlns:w16sdtfl="http://schemas.microsoft.com/office/word/2024/wordml/sdtformatlock" xmlns:w16se="http://schemas.microsoft.com/office/word/2015/wordml/symex" xmlns:wpg="http://schemas.microsoft.com/office/word/2010/wordprocessingGroup" xmlns:wpi="http://schemas.microsoft.com/office/word/2010/wordprocessingInk" xmlns:wne="http://schemas.microsoft.com/office/word/2006/wordml" xmlns:wps="http://schemas.microsoft.com/office/word/2010/wordprocessingShape" mc:Ignorable="w14 w15 w16se w16cid w16 w16cex w16sdtdh w16sdtfl w16du wp14">
   <w:abstractNum w:abstractNumId="0" w15:restartNumberingAfterBreak="0">
-    <w:nsid w:val="39C9069D"/>
+    <w:nsid w:val="0B9865DC"/>
     <w:multiLevelType w:val="hybridMultilevel"/>
-    <w:tmpl w:val="D9E25B92"/>
-    <w:lvl w:ilvl="0" w:tplc="4B8EDD5E">
+    <w:tmpl w:val="785CC5D8"/>
+    <w:lvl w:ilvl="0" w:tplc="8FB81F94">
       <w:start w:val="1"/>
       <w:numFmt w:val="bullet"/>
       <w:lvlText w:val="●"/>
@@ -5074,7 +5045,7 @@
         <w:ind w:left="720" w:hanging="360"/>
       </w:pPr>
     </w:lvl>
-    <w:lvl w:ilvl="1" w:tplc="E890876C">
+    <w:lvl w:ilvl="1" w:tplc="C568D45E">
       <w:start w:val="1"/>
       <w:numFmt w:val="bullet"/>
       <w:lvlText w:val="○"/>
@@ -5083,7 +5054,7 @@
         <w:ind w:left="1440" w:hanging="360"/>
       </w:pPr>
     </w:lvl>
-    <w:lvl w:ilvl="2" w:tplc="A754E290">
+    <w:lvl w:ilvl="2" w:tplc="94167CE6">
       <w:start w:val="1"/>
       <w:numFmt w:val="bullet"/>
       <w:lvlText w:val="■"/>
@@ -5092,7 +5063,7 @@
         <w:ind w:left="2160" w:hanging="360"/>
       </w:pPr>
     </w:lvl>
-    <w:lvl w:ilvl="3" w:tplc="64FC9632">
+    <w:lvl w:ilvl="3" w:tplc="14C4FC4A">
       <w:start w:val="1"/>
       <w:numFmt w:val="bullet"/>
       <w:lvlText w:val="●"/>
@@ -5101,7 +5072,7 @@
         <w:ind w:left="2880" w:hanging="360"/>
       </w:pPr>
     </w:lvl>
-    <w:lvl w:ilvl="4" w:tplc="6DD02EE4">
+    <w:lvl w:ilvl="4" w:tplc="570E4B98">
       <w:start w:val="1"/>
       <w:numFmt w:val="bullet"/>
       <w:lvlText w:val="○"/>
@@ -5110,7 +5081,7 @@
         <w:ind w:left="3600" w:hanging="360"/>
       </w:pPr>
     </w:lvl>
-    <w:lvl w:ilvl="5" w:tplc="3F5409C8">
+    <w:lvl w:ilvl="5" w:tplc="955EB24C">
       <w:start w:val="1"/>
       <w:numFmt w:val="bullet"/>
       <w:lvlText w:val="■"/>
@@ -5119,7 +5090,7 @@
         <w:ind w:left="4320" w:hanging="360"/>
       </w:pPr>
     </w:lvl>
-    <w:lvl w:ilvl="6" w:tplc="B406C98E">
+    <w:lvl w:ilvl="6" w:tplc="8050E540">
       <w:start w:val="1"/>
       <w:numFmt w:val="bullet"/>
       <w:lvlText w:val="●"/>
@@ -5128,7 +5099,7 @@
         <w:ind w:left="5040" w:hanging="360"/>
       </w:pPr>
     </w:lvl>
-    <w:lvl w:ilvl="7" w:tplc="D3642156">
+    <w:lvl w:ilvl="7" w:tplc="63448324">
       <w:start w:val="1"/>
       <w:numFmt w:val="bullet"/>
       <w:lvlText w:val="●"/>
@@ -5137,7 +5108,7 @@
         <w:ind w:left="5760" w:hanging="360"/>
       </w:pPr>
     </w:lvl>
-    <w:lvl w:ilvl="8" w:tplc="30523A1E">
+    <w:lvl w:ilvl="8" w:tplc="8F8A227E">
       <w:start w:val="1"/>
       <w:numFmt w:val="bullet"/>
       <w:lvlText w:val="●"/>
@@ -5147,7 +5118,7 @@
       </w:pPr>
     </w:lvl>
   </w:abstractNum>
-  <w:num w:numId="1" w16cid:durableId="1077633498">
+  <w:num w:numId="1" w16cid:durableId="1520507480">
     <w:abstractNumId w:val="0"/>
     <w:lvlOverride w:ilvl="0">
       <w:startOverride w:val="1"/>
@@ -5757,7 +5728,7 @@
     <w:autoRedefine/>
     <w:uiPriority w:val="39"/>
     <w:unhideWhenUsed/>
-    <w:rsid w:val="00621BCE"/>
+    <w:rsid w:val="007E4927"/>
     <w:pPr>
       <w:spacing w:after="100"/>
     </w:pPr>
@@ -5769,7 +5740,7 @@
     <w:autoRedefine/>
     <w:uiPriority w:val="39"/>
     <w:unhideWhenUsed/>
-    <w:rsid w:val="00621BCE"/>
+    <w:rsid w:val="007E4927"/>
     <w:pPr>
       <w:spacing w:after="100"/>
       <w:ind w:left="240"/>
@@ -5782,7 +5753,7 @@
     <w:autoRedefine/>
     <w:uiPriority w:val="39"/>
     <w:unhideWhenUsed/>
-    <w:rsid w:val="00621BCE"/>
+    <w:rsid w:val="007E4927"/>
     <w:pPr>
       <w:spacing w:after="100"/>
       <w:ind w:left="480"/>

--- a/PhaseB/User_Guide.docx
+++ b/PhaseB/User_Guide.docx
@@ -341,7 +341,7 @@
             <w:sz w:val="20"/>
             <w:szCs w:val="20"/>
           </w:rPr>
-          <w:t>https://github.com/einavbs1/FlowGrid</w:t>
+          <w:t>https://github.com/einavbs1/TrafficProject</w:t>
         </w:r>
       </w:hyperlink>
       <w:r>
